--- a/PlaywrightNotes.docx
+++ b/PlaywrightNotes.docx
@@ -1,6 +1,6 @@
 
 <file path=word/document.xml><?xml version="1.0" encoding="utf-8"?>
-<w:document xmlns:wpc="http://schemas.microsoft.com/office/word/2010/wordprocessingCanvas" xmlns:cx="http://schemas.microsoft.com/office/drawing/2014/chartex" xmlns:cx1="http://schemas.microsoft.com/office/drawing/2015/9/8/chartex" xmlns:cx2="http://schemas.microsoft.com/office/drawing/2015/10/21/chartex" xmlns:cx3="http://schemas.microsoft.com/office/drawing/2016/5/9/chartex" xmlns:cx4="http://schemas.microsoft.com/office/drawing/2016/5/10/chartex" xmlns:cx5="http://schemas.microsoft.com/office/drawing/2016/5/11/chartex" xmlns:cx6="http://schemas.microsoft.com/office/drawing/2016/5/12/chartex" xmlns:cx7="http://schemas.microsoft.com/office/drawing/2016/5/13/chartex" xmlns:cx8="http://schemas.microsoft.com/office/drawing/2016/5/14/chartex" xmlns:mc="http://schemas.openxmlformats.org/markup-compatibility/2006" xmlns:aink="http://schemas.microsoft.com/office/drawing/2016/ink" xmlns:am3d="http://schemas.microsoft.com/office/drawing/2017/model3d" xmlns:o="urn:schemas-microsoft-com:office:office" xmlns:oel="http://schemas.microsoft.com/office/2019/extlst" xmlns:r="http://schemas.openxmlformats.org/officeDocument/2006/relationships" xmlns:m="http://schemas.openxmlformats.org/officeDocument/2006/math" xmlns:v="urn:schemas-microsoft-com:vml" xmlns:wp14="http://schemas.microsoft.com/office/word/2010/wordprocessingDrawing" xmlns:wp="http://schemas.openxmlformats.org/drawingml/2006/wordprocessingDrawing" xmlns:w10="urn:schemas-microsoft-com:office:word" xmlns:w="http://schemas.openxmlformats.org/wordprocessingml/2006/main" xmlns:w14="http://schemas.microsoft.com/office/word/2010/wordml" xmlns:w15="http://schemas.microsoft.com/office/word/2012/wordml" xmlns:w16cei="http://schemas.microsoft.com/office/word/2026/wordml/cei" xmlns:w16cex="http://schemas.microsoft.com/office/word/2018/wordml/cex" xmlns:w16cid="http://schemas.microsoft.com/office/word/2016/wordml/cid" xmlns:w16="http://schemas.microsoft.com/office/word/2018/wordml" xmlns:w16du="http://schemas.microsoft.com/office/word/2023/wordml/word16du" xmlns:w16sdtdh="http://schemas.microsoft.com/office/word/2020/wordml/sdtdatahash" xmlns:w16sdtfl="http://schemas.microsoft.com/office/word/2024/wordml/sdtformatlock" xmlns:w16se="http://schemas.microsoft.com/office/word/2015/wordml/symex" xmlns:wpg="http://schemas.microsoft.com/office/word/2010/wordprocessingGroup" xmlns:wpi="http://schemas.microsoft.com/office/word/2010/wordprocessingInk" xmlns:wne="http://schemas.microsoft.com/office/word/2006/wordml" xmlns:wps="http://schemas.microsoft.com/office/word/2010/wordprocessingShape" mc:Ignorable="w14 w15 w16se w16cid w16 w16cex w16sdtdh w16sdtfl w16du wp14">
+<w:document xmlns:wpc="http://schemas.microsoft.com/office/word/2010/wordprocessingCanvas" xmlns:cx="http://schemas.microsoft.com/office/drawing/2014/chartex" xmlns:cx1="http://schemas.microsoft.com/office/drawing/2015/9/8/chartex" xmlns:cx2="http://schemas.microsoft.com/office/drawing/2015/10/21/chartex" xmlns:cx3="http://schemas.microsoft.com/office/drawing/2016/5/9/chartex" xmlns:cx4="http://schemas.microsoft.com/office/drawing/2016/5/10/chartex" xmlns:cx5="http://schemas.microsoft.com/office/drawing/2016/5/11/chartex" xmlns:cx6="http://schemas.microsoft.com/office/drawing/2016/5/12/chartex" xmlns:cx7="http://schemas.microsoft.com/office/drawing/2016/5/13/chartex" xmlns:cx8="http://schemas.microsoft.com/office/drawing/2016/5/14/chartex" xmlns:mc="http://schemas.openxmlformats.org/markup-compatibility/2006" xmlns:aink="http://schemas.microsoft.com/office/drawing/2016/ink" xmlns:am3d="http://schemas.microsoft.com/office/drawing/2017/model3d" xmlns:o="urn:schemas-microsoft-com:office:office" xmlns:oel="http://schemas.microsoft.com/office/2019/extlst" xmlns:r="http://schemas.openxmlformats.org/officeDocument/2006/relationships" xmlns:m="http://schemas.openxmlformats.org/officeDocument/2006/math" xmlns:v="urn:schemas-microsoft-com:vml" xmlns:wp14="http://schemas.microsoft.com/office/word/2010/wordprocessingDrawing" xmlns:wp="http://schemas.openxmlformats.org/drawingml/2006/wordprocessingDrawing" xmlns:w10="urn:schemas-microsoft-com:office:word" xmlns:w="http://schemas.openxmlformats.org/wordprocessingml/2006/main" xmlns:w14="http://schemas.microsoft.com/office/word/2010/wordml" xmlns:w15="http://schemas.microsoft.com/office/word/2012/wordml" xmlns:w16cex="http://schemas.microsoft.com/office/word/2018/wordml/cex" xmlns:w16cid="http://schemas.microsoft.com/office/word/2016/wordml/cid" xmlns:w16="http://schemas.microsoft.com/office/word/2018/wordml" xmlns:w16du="http://schemas.microsoft.com/office/word/2023/wordml/word16du" xmlns:w16sdtdh="http://schemas.microsoft.com/office/word/2020/wordml/sdtdatahash" xmlns:w16sdtfl="http://schemas.microsoft.com/office/word/2024/wordml/sdtformatlock" xmlns:w16se="http://schemas.microsoft.com/office/word/2015/wordml/symex" xmlns:wpg="http://schemas.microsoft.com/office/word/2010/wordprocessingGroup" xmlns:wpi="http://schemas.microsoft.com/office/word/2010/wordprocessingInk" xmlns:wne="http://schemas.microsoft.com/office/word/2006/wordml" xmlns:wps="http://schemas.microsoft.com/office/word/2010/wordprocessingShape" mc:Ignorable="w14 w15 w16se w16cid w16 w16cex w16sdtdh w16sdtfl w16du wp14">
   <w:body>
     <w:p>
       <w:pPr>
@@ -18,39 +18,7 @@
           <w:sz w:val="32"/>
           <w:szCs w:val="32"/>
         </w:rPr>
-        <w:t xml:space="preserve">When we can use Headless mode- no issue in our </w:t>
-      </w:r>
-      <w:proofErr w:type="gramStart"/>
-      <w:r>
-        <w:rPr>
-          <w:sz w:val="32"/>
-          <w:szCs w:val="32"/>
-        </w:rPr>
-        <w:t>script(</w:t>
-      </w:r>
-      <w:proofErr w:type="gramEnd"/>
-      <w:r>
-        <w:rPr>
-          <w:sz w:val="32"/>
-          <w:szCs w:val="32"/>
-        </w:rPr>
-        <w:t xml:space="preserve">TCS Suite is </w:t>
-      </w:r>
-      <w:proofErr w:type="gramStart"/>
-      <w:r>
-        <w:rPr>
-          <w:sz w:val="32"/>
-          <w:szCs w:val="32"/>
-        </w:rPr>
-        <w:t>stable)then</w:t>
-      </w:r>
-      <w:proofErr w:type="gramEnd"/>
-      <w:r>
-        <w:rPr>
-          <w:sz w:val="32"/>
-          <w:szCs w:val="32"/>
-        </w:rPr>
-        <w:t xml:space="preserve"> we can use headless, but we are doing debugging then we can use header mode</w:t>
+        <w:t>When we can use Headless mode- no issue in our script(TCS Suite is stable)then we can use headless, but we are doing debugging then we can use header mode</w:t>
       </w:r>
     </w:p>
     <w:p>
@@ -64,24 +32,14 @@
           <w:szCs w:val="32"/>
         </w:rPr>
       </w:pPr>
-      <w:proofErr w:type="spellStart"/>
-      <w:r>
-        <w:rPr>
-          <w:sz w:val="32"/>
-          <w:szCs w:val="32"/>
-        </w:rPr>
-        <w:t>npm</w:t>
-      </w:r>
-      <w:proofErr w:type="spellEnd"/>
-      <w:r>
-        <w:rPr>
-          <w:sz w:val="32"/>
-          <w:szCs w:val="32"/>
-        </w:rPr>
-        <w:t xml:space="preserve"> install </w:t>
+      <w:r>
+        <w:rPr>
+          <w:sz w:val="32"/>
+          <w:szCs w:val="32"/>
+        </w:rPr>
+        <w:t xml:space="preserve">npm install </w:t>
       </w:r>
       <w:hyperlink r:id="rId5" w:history="1">
-        <w:proofErr w:type="spellStart"/>
         <w:r>
           <w:rPr>
             <w:rStyle w:val="Hyperlink"/>
@@ -90,7 +48,6 @@
           </w:rPr>
           <w:t>playwright@latest</w:t>
         </w:r>
-        <w:proofErr w:type="spellEnd"/>
       </w:hyperlink>
       <w:r>
         <w:rPr>
@@ -106,40 +63,15 @@
           <w:szCs w:val="32"/>
         </w:rPr>
         <w:br/>
-        <w:t>git hub actions-.</w:t>
-      </w:r>
-      <w:proofErr w:type="spellStart"/>
-      <w:r>
-        <w:rPr>
-          <w:sz w:val="32"/>
-          <w:szCs w:val="32"/>
-        </w:rPr>
-        <w:t>github</w:t>
-      </w:r>
-      <w:proofErr w:type="spellEnd"/>
+        <w:t>git hub actions-.github</w:t>
+      </w:r>
       <w:r>
         <w:rPr>
           <w:sz w:val="32"/>
           <w:szCs w:val="32"/>
         </w:rPr>
         <w:br/>
-        <w:t>2.node_module</w:t>
-      </w:r>
-      <w:proofErr w:type="gramStart"/>
-      <w:r>
-        <w:rPr>
-          <w:sz w:val="32"/>
-          <w:szCs w:val="32"/>
-        </w:rPr>
-        <w:t>-  dependencies</w:t>
-      </w:r>
-      <w:proofErr w:type="gramEnd"/>
-      <w:r>
-        <w:rPr>
-          <w:sz w:val="32"/>
-          <w:szCs w:val="32"/>
-        </w:rPr>
-        <w:t xml:space="preserve"> will add</w:t>
+        <w:t>2.node_module-  dependencies will add</w:t>
       </w:r>
     </w:p>
     <w:p>
@@ -172,53 +104,12 @@
           <w:szCs w:val="32"/>
         </w:rPr>
       </w:pPr>
-      <w:proofErr w:type="spellStart"/>
-      <w:r>
-        <w:rPr>
-          <w:sz w:val="32"/>
-          <w:szCs w:val="32"/>
-        </w:rPr>
-        <w:t>Gitignore</w:t>
-      </w:r>
-      <w:proofErr w:type="spellEnd"/>
-      <w:r>
-        <w:rPr>
-          <w:sz w:val="32"/>
-          <w:szCs w:val="32"/>
-        </w:rPr>
-        <w:t xml:space="preserve">- which are not part of commit that will </w:t>
-      </w:r>
-      <w:proofErr w:type="spellStart"/>
-      <w:r>
-        <w:rPr>
-          <w:sz w:val="32"/>
-          <w:szCs w:val="32"/>
-        </w:rPr>
-        <w:t>igore</w:t>
-      </w:r>
-      <w:proofErr w:type="spellEnd"/>
-      <w:r>
-        <w:rPr>
-          <w:sz w:val="32"/>
-          <w:szCs w:val="32"/>
-        </w:rPr>
-        <w:t xml:space="preserve"> by </w:t>
-      </w:r>
-      <w:proofErr w:type="spellStart"/>
-      <w:r>
-        <w:rPr>
-          <w:sz w:val="32"/>
-          <w:szCs w:val="32"/>
-        </w:rPr>
-        <w:t>gitignore</w:t>
-      </w:r>
-      <w:proofErr w:type="spellEnd"/>
-      <w:r>
-        <w:rPr>
-          <w:sz w:val="32"/>
-          <w:szCs w:val="32"/>
-        </w:rPr>
-        <w:t xml:space="preserve"> file</w:t>
+      <w:r>
+        <w:rPr>
+          <w:sz w:val="32"/>
+          <w:szCs w:val="32"/>
+        </w:rPr>
+        <w:t>Gitignore- which are not part of commit that will igore by gitignore file</w:t>
       </w:r>
       <w:r>
         <w:rPr>
@@ -226,242 +117,82 @@
           <w:szCs w:val="32"/>
         </w:rPr>
         <w:br/>
-        <w:t xml:space="preserve">package. Json- </w:t>
-      </w:r>
-      <w:proofErr w:type="spellStart"/>
-      <w:r>
-        <w:rPr>
-          <w:sz w:val="32"/>
-          <w:szCs w:val="32"/>
-        </w:rPr>
-        <w:t>js</w:t>
-      </w:r>
-      <w:proofErr w:type="spellEnd"/>
-      <w:r>
-        <w:rPr>
-          <w:sz w:val="32"/>
-          <w:szCs w:val="32"/>
-        </w:rPr>
-        <w:t xml:space="preserve"> config file or java </w:t>
-      </w:r>
-    </w:p>
-    <w:p>
-      <w:pPr>
-        <w:rPr>
-          <w:sz w:val="32"/>
-          <w:szCs w:val="32"/>
-        </w:rPr>
-      </w:pPr>
-      <w:r>
-        <w:rPr>
-          <w:sz w:val="32"/>
-          <w:szCs w:val="32"/>
-        </w:rPr>
-        <w:t>6.Pck-</w:t>
-      </w:r>
-      <w:proofErr w:type="gramStart"/>
-      <w:r>
-        <w:rPr>
-          <w:sz w:val="32"/>
-          <w:szCs w:val="32"/>
-        </w:rPr>
-        <w:t>lock.json</w:t>
-      </w:r>
-      <w:proofErr w:type="gramEnd"/>
-      <w:r>
-        <w:rPr>
-          <w:sz w:val="32"/>
-          <w:szCs w:val="32"/>
-        </w:rPr>
-        <w:t xml:space="preserve">- </w:t>
-      </w:r>
-      <w:proofErr w:type="gramStart"/>
-      <w:r>
-        <w:rPr>
-          <w:sz w:val="32"/>
-          <w:szCs w:val="32"/>
-        </w:rPr>
-        <w:t>playwright  version</w:t>
-      </w:r>
-      <w:proofErr w:type="gramEnd"/>
-      <w:r>
-        <w:rPr>
-          <w:sz w:val="32"/>
-          <w:szCs w:val="32"/>
-        </w:rPr>
-        <w:t xml:space="preserve"> -to avoid </w:t>
-      </w:r>
-      <w:proofErr w:type="gramStart"/>
-      <w:r>
-        <w:rPr>
-          <w:sz w:val="32"/>
-          <w:szCs w:val="32"/>
-        </w:rPr>
-        <w:t>to update</w:t>
-      </w:r>
-      <w:proofErr w:type="gramEnd"/>
-      <w:r>
-        <w:rPr>
-          <w:sz w:val="32"/>
-          <w:szCs w:val="32"/>
-        </w:rPr>
-        <w:t xml:space="preserve"> of my working </w:t>
-      </w:r>
-      <w:proofErr w:type="gramStart"/>
-      <w:r>
-        <w:rPr>
-          <w:sz w:val="32"/>
-          <w:szCs w:val="32"/>
-        </w:rPr>
-        <w:t>version ,so</w:t>
-      </w:r>
-      <w:proofErr w:type="gramEnd"/>
-      <w:r>
-        <w:rPr>
-          <w:sz w:val="32"/>
-          <w:szCs w:val="32"/>
-        </w:rPr>
-        <w:t xml:space="preserve"> to lock this version we are using this </w:t>
-      </w:r>
-    </w:p>
-    <w:p>
-      <w:pPr>
-        <w:rPr>
-          <w:sz w:val="32"/>
-          <w:szCs w:val="32"/>
-        </w:rPr>
-      </w:pPr>
-      <w:proofErr w:type="spellStart"/>
-      <w:r>
-        <w:rPr>
-          <w:sz w:val="32"/>
-          <w:szCs w:val="32"/>
-        </w:rPr>
-        <w:t>playwright.config</w:t>
-      </w:r>
-      <w:proofErr w:type="spellEnd"/>
-      <w:r>
-        <w:rPr>
-          <w:sz w:val="32"/>
-          <w:szCs w:val="32"/>
-        </w:rPr>
-        <w:t>- on which browser want to run my script,</w:t>
-      </w:r>
-    </w:p>
-    <w:p>
-      <w:pPr>
-        <w:rPr>
-          <w:sz w:val="32"/>
-          <w:szCs w:val="32"/>
-        </w:rPr>
-      </w:pPr>
-      <w:r>
-        <w:rPr>
-          <w:sz w:val="32"/>
-          <w:szCs w:val="32"/>
-        </w:rPr>
-        <w:t xml:space="preserve">Browser Context-without any cookies, </w:t>
-      </w:r>
-      <w:proofErr w:type="gramStart"/>
-      <w:r>
-        <w:rPr>
-          <w:sz w:val="32"/>
-          <w:szCs w:val="32"/>
-        </w:rPr>
-        <w:t>history ,cache</w:t>
-      </w:r>
-      <w:proofErr w:type="gramEnd"/>
-      <w:r>
-        <w:rPr>
-          <w:sz w:val="32"/>
-          <w:szCs w:val="32"/>
-        </w:rPr>
-        <w:t xml:space="preserve"> </w:t>
-      </w:r>
-    </w:p>
-    <w:p>
-      <w:pPr>
-        <w:rPr>
-          <w:sz w:val="32"/>
-          <w:szCs w:val="32"/>
-        </w:rPr>
-      </w:pPr>
-      <w:r>
-        <w:rPr>
-          <w:sz w:val="32"/>
-          <w:szCs w:val="32"/>
-        </w:rPr>
-        <w:t xml:space="preserve">Browser- modify my own browser settings manually like adding some cookies, report changing., multiple </w:t>
-      </w:r>
-      <w:proofErr w:type="gramStart"/>
-      <w:r>
-        <w:rPr>
-          <w:sz w:val="32"/>
-          <w:szCs w:val="32"/>
-        </w:rPr>
-        <w:t>page</w:t>
-      </w:r>
-      <w:proofErr w:type="gramEnd"/>
-      <w:r>
-        <w:rPr>
-          <w:sz w:val="32"/>
-          <w:szCs w:val="32"/>
-        </w:rPr>
-        <w:t xml:space="preserve"> working.</w:t>
-      </w:r>
-    </w:p>
-    <w:p>
-      <w:pPr>
-        <w:rPr>
-          <w:sz w:val="32"/>
-          <w:szCs w:val="32"/>
-        </w:rPr>
-      </w:pPr>
-      <w:proofErr w:type="gramStart"/>
-      <w:r>
-        <w:rPr>
-          <w:sz w:val="32"/>
-          <w:szCs w:val="32"/>
-        </w:rPr>
-        <w:t>Test(</w:t>
-      </w:r>
-      <w:proofErr w:type="gramEnd"/>
-      <w:r>
-        <w:rPr>
-          <w:sz w:val="32"/>
-          <w:szCs w:val="32"/>
-        </w:rPr>
-        <w:t>)</w:t>
-      </w:r>
-      <w:r>
-        <w:rPr>
-          <w:sz w:val="32"/>
-          <w:szCs w:val="32"/>
-        </w:rPr>
-        <w:t xml:space="preserve">-   </w:t>
-      </w:r>
-      <w:r>
-        <w:rPr>
-          <w:sz w:val="32"/>
-          <w:szCs w:val="32"/>
-        </w:rPr>
-        <w:t>To run only specific file - /</w:t>
-      </w:r>
-      <w:proofErr w:type="spellStart"/>
-      <w:r>
-        <w:rPr>
-          <w:sz w:val="32"/>
-          <w:szCs w:val="32"/>
-        </w:rPr>
-        <w:t>foldernm</w:t>
-      </w:r>
-      <w:proofErr w:type="spellEnd"/>
-      <w:r>
-        <w:rPr>
-          <w:sz w:val="32"/>
-          <w:szCs w:val="32"/>
-        </w:rPr>
-        <w:t>/filenm.js</w:t>
+        <w:t xml:space="preserve">package. Json- js config file or java </w:t>
+      </w:r>
+    </w:p>
+    <w:p>
+      <w:pPr>
+        <w:rPr>
+          <w:sz w:val="32"/>
+          <w:szCs w:val="32"/>
+        </w:rPr>
+      </w:pPr>
+      <w:r>
+        <w:rPr>
+          <w:sz w:val="32"/>
+          <w:szCs w:val="32"/>
+        </w:rPr>
+        <w:t xml:space="preserve">6.Pck-lock.json- playwright  version -to avoid to update of my working version ,so to lock this version we are using this </w:t>
+      </w:r>
+    </w:p>
+    <w:p>
+      <w:pPr>
+        <w:rPr>
+          <w:sz w:val="32"/>
+          <w:szCs w:val="32"/>
+        </w:rPr>
+      </w:pPr>
+      <w:r>
+        <w:rPr>
+          <w:sz w:val="32"/>
+          <w:szCs w:val="32"/>
+        </w:rPr>
+        <w:t>playwright.config- on which browser want to run my script,</w:t>
+      </w:r>
+    </w:p>
+    <w:p>
+      <w:pPr>
+        <w:rPr>
+          <w:sz w:val="32"/>
+          <w:szCs w:val="32"/>
+        </w:rPr>
+      </w:pPr>
+      <w:r>
+        <w:rPr>
+          <w:sz w:val="32"/>
+          <w:szCs w:val="32"/>
+        </w:rPr>
+        <w:t xml:space="preserve">Browser Context-without any cookies, history ,cache </w:t>
+      </w:r>
+    </w:p>
+    <w:p>
+      <w:pPr>
+        <w:rPr>
+          <w:sz w:val="32"/>
+          <w:szCs w:val="32"/>
+        </w:rPr>
+      </w:pPr>
+      <w:r>
+        <w:rPr>
+          <w:sz w:val="32"/>
+          <w:szCs w:val="32"/>
+        </w:rPr>
+        <w:t>Browser- modify my own browser settings manually like adding some cookies, report changing., multiple page working.</w:t>
+      </w:r>
+    </w:p>
+    <w:p>
+      <w:pPr>
+        <w:rPr>
+          <w:sz w:val="32"/>
+          <w:szCs w:val="32"/>
+        </w:rPr>
+      </w:pPr>
+      <w:r>
+        <w:rPr>
+          <w:sz w:val="32"/>
+          <w:szCs w:val="32"/>
+        </w:rPr>
+        <w:t>Test()-   To run only specific file - /foldernm/filenm.js</w:t>
       </w:r>
     </w:p>
     <w:p>
@@ -484,22 +215,7 @@
           <w:szCs w:val="32"/>
         </w:rPr>
         <w:br/>
-      </w:r>
-      <w:proofErr w:type="spellStart"/>
-      <w:r>
-        <w:rPr>
-          <w:sz w:val="32"/>
-          <w:szCs w:val="32"/>
-        </w:rPr>
-        <w:t>npx</w:t>
-      </w:r>
-      <w:proofErr w:type="spellEnd"/>
-      <w:r>
-        <w:rPr>
-          <w:sz w:val="32"/>
-          <w:szCs w:val="32"/>
-        </w:rPr>
-        <w:t xml:space="preserve"> playwright test </w:t>
+        <w:t xml:space="preserve">npx playwright test </w:t>
       </w:r>
     </w:p>
     <w:p>
@@ -544,96 +260,37 @@
           <w:sz w:val="32"/>
           <w:szCs w:val="32"/>
         </w:rPr>
-        <w:t xml:space="preserve">Page fixture-auto load </w:t>
-      </w:r>
-      <w:proofErr w:type="spellStart"/>
-      <w:proofErr w:type="gramStart"/>
-      <w:r>
-        <w:rPr>
-          <w:sz w:val="32"/>
-          <w:szCs w:val="32"/>
-        </w:rPr>
-        <w:t>browser,load</w:t>
-      </w:r>
-      <w:proofErr w:type="spellEnd"/>
-      <w:proofErr w:type="gramEnd"/>
-      <w:r>
-        <w:rPr>
-          <w:sz w:val="32"/>
-          <w:szCs w:val="32"/>
-        </w:rPr>
-        <w:t xml:space="preserve"> page</w:t>
-      </w:r>
-    </w:p>
-    <w:p>
-      <w:pPr>
-        <w:rPr>
-          <w:sz w:val="32"/>
-          <w:szCs w:val="32"/>
-        </w:rPr>
-      </w:pPr>
-      <w:r>
-        <w:rPr>
-          <w:sz w:val="32"/>
-          <w:szCs w:val="32"/>
-        </w:rPr>
-        <w:t>------------Day2----------</w:t>
-      </w:r>
-      <w:r>
-        <w:rPr>
-          <w:sz w:val="32"/>
-          <w:szCs w:val="32"/>
-        </w:rPr>
-        <w:t>--------------------------------------------------------------</w:t>
-      </w:r>
-    </w:p>
-    <w:p>
-      <w:pPr>
-        <w:rPr>
-          <w:sz w:val="32"/>
-          <w:szCs w:val="32"/>
-        </w:rPr>
-      </w:pPr>
-      <w:r>
-        <w:rPr>
-          <w:sz w:val="32"/>
-          <w:szCs w:val="32"/>
-        </w:rPr>
-        <w:t xml:space="preserve">Locators are used for finding the elements form </w:t>
-      </w:r>
-      <w:proofErr w:type="gramStart"/>
-      <w:r>
-        <w:rPr>
-          <w:sz w:val="32"/>
-          <w:szCs w:val="32"/>
-        </w:rPr>
-        <w:t>page .like</w:t>
-      </w:r>
-      <w:proofErr w:type="gramEnd"/>
-      <w:r>
-        <w:rPr>
-          <w:sz w:val="32"/>
-          <w:szCs w:val="32"/>
-        </w:rPr>
-        <w:t xml:space="preserve"> where its located. </w:t>
-      </w:r>
-      <w:proofErr w:type="spellStart"/>
-      <w:proofErr w:type="gramStart"/>
-      <w:r>
-        <w:rPr>
-          <w:sz w:val="32"/>
-          <w:szCs w:val="32"/>
-        </w:rPr>
-        <w:t>Bytagname,cssclassname</w:t>
-      </w:r>
-      <w:proofErr w:type="spellEnd"/>
-      <w:proofErr w:type="gramEnd"/>
-      <w:r>
-        <w:rPr>
-          <w:sz w:val="32"/>
-          <w:szCs w:val="32"/>
-        </w:rPr>
-        <w:t>,</w:t>
+        <w:t>Page fixture-auto load browser,load page</w:t>
+      </w:r>
+    </w:p>
+    <w:p>
+      <w:pPr>
+        <w:rPr>
+          <w:sz w:val="32"/>
+          <w:szCs w:val="32"/>
+        </w:rPr>
+      </w:pPr>
+      <w:r>
+        <w:rPr>
+          <w:sz w:val="32"/>
+          <w:szCs w:val="32"/>
+        </w:rPr>
+        <w:t>------------Day2------------------------------------------------------------------------</w:t>
+      </w:r>
+    </w:p>
+    <w:p>
+      <w:pPr>
+        <w:rPr>
+          <w:sz w:val="32"/>
+          <w:szCs w:val="32"/>
+        </w:rPr>
+      </w:pPr>
+      <w:r>
+        <w:rPr>
+          <w:sz w:val="32"/>
+          <w:szCs w:val="32"/>
+        </w:rPr>
+        <w:t>Locators are used for finding the elements form page .like where its located. Bytagname,cssclassname,</w:t>
       </w:r>
       <w:r>
         <w:rPr>
@@ -656,106 +313,37 @@
           <w:szCs w:val="32"/>
         </w:rPr>
         <w:br/>
-        <w:t xml:space="preserve">placeholder, </w:t>
-      </w:r>
-      <w:proofErr w:type="spellStart"/>
-      <w:proofErr w:type="gramStart"/>
-      <w:r>
-        <w:rPr>
-          <w:sz w:val="32"/>
-          <w:szCs w:val="32"/>
-        </w:rPr>
-        <w:t>bytest,byrole</w:t>
-      </w:r>
-      <w:proofErr w:type="gramEnd"/>
-      <w:r>
-        <w:rPr>
-          <w:sz w:val="32"/>
-          <w:szCs w:val="32"/>
-        </w:rPr>
-        <w:t>-dyanmically</w:t>
-      </w:r>
-      <w:proofErr w:type="spellEnd"/>
-      <w:r>
-        <w:rPr>
-          <w:sz w:val="32"/>
-          <w:szCs w:val="32"/>
-        </w:rPr>
-        <w:t xml:space="preserve"> locate element- also use </w:t>
-      </w:r>
-      <w:proofErr w:type="spellStart"/>
-      <w:r>
-        <w:rPr>
-          <w:sz w:val="32"/>
-          <w:szCs w:val="32"/>
-        </w:rPr>
-        <w:t>getByLocator</w:t>
-      </w:r>
-      <w:proofErr w:type="spellEnd"/>
-      <w:r>
-        <w:rPr>
-          <w:sz w:val="32"/>
-          <w:szCs w:val="32"/>
-        </w:rPr>
-        <w:t xml:space="preserve"> </w:t>
-      </w:r>
-    </w:p>
-    <w:p>
-      <w:pPr>
-        <w:rPr>
-          <w:sz w:val="32"/>
-          <w:szCs w:val="32"/>
-        </w:rPr>
-      </w:pPr>
-      <w:r>
-        <w:rPr>
-          <w:sz w:val="32"/>
-          <w:szCs w:val="32"/>
-        </w:rPr>
-        <w:t xml:space="preserve">Which is </w:t>
-      </w:r>
-      <w:r>
-        <w:rPr>
-          <w:sz w:val="32"/>
-          <w:szCs w:val="32"/>
-        </w:rPr>
-        <w:t>notion</w:t>
-      </w:r>
-      <w:r>
-        <w:rPr>
-          <w:sz w:val="32"/>
-          <w:szCs w:val="32"/>
-        </w:rPr>
-        <w:t xml:space="preserve"> Selenium</w:t>
-      </w:r>
-    </w:p>
-    <w:p>
-      <w:pPr>
-        <w:rPr>
-          <w:sz w:val="32"/>
-          <w:szCs w:val="32"/>
-        </w:rPr>
-      </w:pPr>
-      <w:r>
-        <w:rPr>
-          <w:sz w:val="32"/>
-          <w:szCs w:val="32"/>
-        </w:rPr>
-        <w:t> </w:t>
-      </w:r>
-      <w:r>
-        <w:rPr>
-          <w:sz w:val="32"/>
-          <w:szCs w:val="32"/>
-        </w:rPr>
-        <w:t>Each</w:t>
-      </w:r>
-      <w:r>
-        <w:rPr>
-          <w:sz w:val="32"/>
-          <w:szCs w:val="32"/>
-        </w:rPr>
-        <w:t xml:space="preserve"> element applies auto wait mechanism </w:t>
+        <w:t xml:space="preserve">placeholder, bytest,byrole-dyanmically locate element- also use getByLocator </w:t>
+      </w:r>
+    </w:p>
+    <w:p>
+      <w:pPr>
+        <w:rPr>
+          <w:sz w:val="32"/>
+          <w:szCs w:val="32"/>
+        </w:rPr>
+      </w:pPr>
+      <w:r>
+        <w:rPr>
+          <w:sz w:val="32"/>
+          <w:szCs w:val="32"/>
+        </w:rPr>
+        <w:t>Which is notion Selenium</w:t>
+      </w:r>
+    </w:p>
+    <w:p>
+      <w:pPr>
+        <w:rPr>
+          <w:sz w:val="32"/>
+          <w:szCs w:val="32"/>
+        </w:rPr>
+      </w:pPr>
+      <w:r>
+        <w:rPr>
+          <w:sz w:val="32"/>
+          <w:szCs w:val="32"/>
+        </w:rPr>
+        <w:t xml:space="preserve"> Each element applies auto wait mechanism </w:t>
       </w:r>
     </w:p>
     <w:p>
@@ -801,23 +389,7 @@
           <w:sz w:val="32"/>
           <w:szCs w:val="32"/>
         </w:rPr>
-        <w:t xml:space="preserve">-creates </w:t>
-      </w:r>
-      <w:proofErr w:type="gramStart"/>
-      <w:r>
-        <w:rPr>
-          <w:sz w:val="32"/>
-          <w:szCs w:val="32"/>
-        </w:rPr>
-        <w:t>the a</w:t>
-      </w:r>
-      <w:proofErr w:type="gramEnd"/>
-      <w:r>
-        <w:rPr>
-          <w:sz w:val="32"/>
-          <w:szCs w:val="32"/>
-        </w:rPr>
-        <w:t xml:space="preserve"> new window </w:t>
+        <w:t xml:space="preserve">-creates the a new window </w:t>
       </w:r>
     </w:p>
     <w:p>
@@ -851,35 +423,15 @@
           <w:szCs w:val="32"/>
         </w:rPr>
       </w:pPr>
-      <w:proofErr w:type="spellStart"/>
-      <w:r>
-        <w:rPr>
-          <w:b/>
-          <w:bCs/>
-          <w:sz w:val="32"/>
-          <w:szCs w:val="32"/>
-        </w:rPr>
-        <w:t>Browser</w:t>
-      </w:r>
-      <w:r>
-        <w:rPr>
-          <w:b/>
-          <w:bCs/>
-          <w:sz w:val="32"/>
-          <w:szCs w:val="32"/>
-        </w:rPr>
-        <w:t>C</w:t>
-      </w:r>
-      <w:r>
-        <w:rPr>
-          <w:b/>
-          <w:bCs/>
-          <w:sz w:val="32"/>
-          <w:szCs w:val="32"/>
-        </w:rPr>
-        <w:t>context</w:t>
-      </w:r>
-      <w:proofErr w:type="spellEnd"/>
+      <w:r>
+        <w:rPr>
+          <w:b/>
+          <w:bCs/>
+          <w:sz w:val="32"/>
+          <w:szCs w:val="32"/>
+        </w:rPr>
+        <w:t>BrowserCcontext</w:t>
+      </w:r>
       <w:r>
         <w:rPr>
           <w:sz w:val="32"/>
@@ -915,21 +467,7 @@
           <w:sz w:val="32"/>
           <w:szCs w:val="32"/>
         </w:rPr>
-        <w:t> ----------------------------------------------------------------------------------------</w:t>
-      </w:r>
-      <w:r>
-        <w:rPr>
-          <w:sz w:val="32"/>
-          <w:szCs w:val="32"/>
-        </w:rPr>
-        <w:t>--</w:t>
-      </w:r>
-      <w:r>
-        <w:rPr>
-          <w:sz w:val="32"/>
-          <w:szCs w:val="32"/>
-        </w:rPr>
-        <w:t> </w:t>
+        <w:t> ------------------------------------------------------------------------------------------ </w:t>
       </w:r>
     </w:p>
     <w:p>
@@ -988,6 +526,7 @@
       </w:pPr>
       <w:r>
         <w:rPr>
+          <w:noProof/>
           <w:sz w:val="32"/>
           <w:szCs w:val="32"/>
         </w:rPr>
@@ -1065,13 +604,14 @@
       </w:pPr>
       <w:r>
         <w:rPr>
+          <w:noProof/>
           <w:sz w:val="32"/>
           <w:szCs w:val="32"/>
         </w:rPr>
         <w:lastRenderedPageBreak/>
         <w:drawing>
-          <wp:inline distT="0" distB="0" distL="0" distR="0" wp14:anchorId="4B93C7DB" wp14:editId="163235A9">
-            <wp:extent cx="3416060" cy="4043798"/>
+          <wp:inline distT="0" distB="0" distL="0" distR="0" wp14:anchorId="4B93C7DB" wp14:editId="767D700E">
+            <wp:extent cx="3528204" cy="4176550"/>
             <wp:effectExtent l="0" t="0" r="0" b="0"/>
             <wp:docPr id="773653827" name="Picture 163"/>
             <wp:cNvGraphicFramePr>
@@ -1102,7 +642,7 @@
                   <pic:spPr bwMode="auto">
                     <a:xfrm>
                       <a:off x="0" y="0"/>
-                      <a:ext cx="3419367" cy="4047713"/>
+                      <a:ext cx="3532928" cy="4182142"/>
                     </a:xfrm>
                     <a:prstGeom prst="rect">
                       <a:avLst/>
@@ -1143,6 +683,7 @@
       </w:pPr>
       <w:r>
         <w:rPr>
+          <w:noProof/>
           <w:sz w:val="32"/>
           <w:szCs w:val="32"/>
         </w:rPr>
@@ -1220,6 +761,7 @@
       </w:pPr>
       <w:r>
         <w:rPr>
+          <w:noProof/>
           <w:sz w:val="32"/>
           <w:szCs w:val="32"/>
         </w:rPr>
@@ -1277,6 +819,8 @@
     <w:p>
       <w:pPr>
         <w:rPr>
+          <w:b/>
+          <w:bCs/>
           <w:sz w:val="32"/>
           <w:szCs w:val="32"/>
         </w:rPr>
@@ -1288,6 +832,118 @@
         </w:rPr>
         <w:t> </w:t>
       </w:r>
+      <w:r>
+        <w:rPr>
+          <w:b/>
+          <w:bCs/>
+          <w:sz w:val="32"/>
+          <w:szCs w:val="32"/>
+        </w:rPr>
+        <w:t>Interview Point</w:t>
+      </w:r>
+    </w:p>
+    <w:p>
+      <w:pPr>
+        <w:numPr>
+          <w:ilvl w:val="0"/>
+          <w:numId w:val="13"/>
+        </w:numPr>
+        <w:rPr>
+          <w:sz w:val="32"/>
+          <w:szCs w:val="32"/>
+        </w:rPr>
+      </w:pPr>
+      <w:r>
+        <w:rPr>
+          <w:sz w:val="32"/>
+          <w:szCs w:val="32"/>
+        </w:rPr>
+        <w:t>chromium() = Chromium engine.</w:t>
+      </w:r>
+    </w:p>
+    <w:p>
+      <w:pPr>
+        <w:numPr>
+          <w:ilvl w:val="0"/>
+          <w:numId w:val="13"/>
+        </w:numPr>
+        <w:rPr>
+          <w:sz w:val="32"/>
+          <w:szCs w:val="32"/>
+        </w:rPr>
+      </w:pPr>
+      <w:r>
+        <w:rPr>
+          <w:sz w:val="32"/>
+          <w:szCs w:val="32"/>
+        </w:rPr>
+        <w:t>setChannel("chrome") = Google Chrome.</w:t>
+      </w:r>
+    </w:p>
+    <w:p>
+      <w:pPr>
+        <w:numPr>
+          <w:ilvl w:val="0"/>
+          <w:numId w:val="13"/>
+        </w:numPr>
+        <w:rPr>
+          <w:sz w:val="32"/>
+          <w:szCs w:val="32"/>
+        </w:rPr>
+      </w:pPr>
+      <w:r>
+        <w:rPr>
+          <w:sz w:val="32"/>
+          <w:szCs w:val="32"/>
+        </w:rPr>
+        <w:t>setChannel("msedge") = Microsoft Edge.</w:t>
+      </w:r>
+    </w:p>
+    <w:p>
+      <w:pPr>
+        <w:numPr>
+          <w:ilvl w:val="0"/>
+          <w:numId w:val="13"/>
+        </w:numPr>
+        <w:rPr>
+          <w:sz w:val="32"/>
+          <w:szCs w:val="32"/>
+        </w:rPr>
+      </w:pPr>
+      <w:r>
+        <w:rPr>
+          <w:sz w:val="32"/>
+          <w:szCs w:val="32"/>
+        </w:rPr>
+        <w:t>firefox() = Firefox.</w:t>
+      </w:r>
+    </w:p>
+    <w:p>
+      <w:pPr>
+        <w:numPr>
+          <w:ilvl w:val="0"/>
+          <w:numId w:val="13"/>
+        </w:numPr>
+        <w:rPr>
+          <w:sz w:val="32"/>
+          <w:szCs w:val="32"/>
+        </w:rPr>
+      </w:pPr>
+      <w:r>
+        <w:rPr>
+          <w:sz w:val="32"/>
+          <w:szCs w:val="32"/>
+        </w:rPr>
+        <w:t>webkit() = Safari engine.</w:t>
+      </w:r>
+    </w:p>
+    <w:p>
+      <w:pPr>
+        <w:rPr>
+          <w:sz w:val="32"/>
+          <w:szCs w:val="32"/>
+        </w:rPr>
+      </w:pPr>
     </w:p>
     <w:p>
       <w:pPr>
@@ -1325,39 +981,7 @@
           <w:sz w:val="32"/>
           <w:szCs w:val="32"/>
         </w:rPr>
-        <w:t xml:space="preserve">Playwright </w:t>
-      </w:r>
-      <w:proofErr w:type="spellStart"/>
-      <w:r>
-        <w:rPr>
-          <w:sz w:val="32"/>
-          <w:szCs w:val="32"/>
-        </w:rPr>
-        <w:t>playwright</w:t>
-      </w:r>
-      <w:proofErr w:type="spellEnd"/>
-      <w:r>
-        <w:rPr>
-          <w:sz w:val="32"/>
-          <w:szCs w:val="32"/>
-        </w:rPr>
-        <w:t xml:space="preserve"> = </w:t>
-      </w:r>
-      <w:proofErr w:type="spellStart"/>
-      <w:r>
-        <w:rPr>
-          <w:sz w:val="32"/>
-          <w:szCs w:val="32"/>
-        </w:rPr>
-        <w:t>Playwright.create</w:t>
-      </w:r>
-      <w:proofErr w:type="spellEnd"/>
-      <w:r>
-        <w:rPr>
-          <w:sz w:val="32"/>
-          <w:szCs w:val="32"/>
-        </w:rPr>
-        <w:t>(); </w:t>
+        <w:t>Playwright playwright = Playwright.create(); </w:t>
       </w:r>
     </w:p>
     <w:p>
@@ -1389,134 +1013,53 @@
           <w:sz w:val="32"/>
           <w:szCs w:val="32"/>
         </w:rPr>
-        <w:t>-</w:t>
-      </w:r>
-      <w:proofErr w:type="gramStart"/>
-      <w:r>
-        <w:rPr>
-          <w:sz w:val="32"/>
-          <w:szCs w:val="32"/>
-        </w:rPr>
-        <w:t>chromium(</w:t>
-      </w:r>
-      <w:proofErr w:type="gramEnd"/>
-      <w:r>
-        <w:rPr>
-          <w:sz w:val="32"/>
-          <w:szCs w:val="32"/>
-        </w:rPr>
-        <w:t>)</w:t>
-      </w:r>
-    </w:p>
-    <w:p>
-      <w:pPr>
-        <w:rPr>
-          <w:sz w:val="32"/>
-          <w:szCs w:val="32"/>
-        </w:rPr>
-      </w:pPr>
-      <w:r>
-        <w:rPr>
-          <w:sz w:val="32"/>
-          <w:szCs w:val="32"/>
-        </w:rPr>
-        <w:t> -</w:t>
-      </w:r>
-      <w:proofErr w:type="spellStart"/>
-      <w:proofErr w:type="gramStart"/>
-      <w:r>
-        <w:rPr>
-          <w:sz w:val="32"/>
-          <w:szCs w:val="32"/>
-        </w:rPr>
-        <w:t>firefox</w:t>
-      </w:r>
-      <w:proofErr w:type="spellEnd"/>
-      <w:r>
-        <w:rPr>
-          <w:sz w:val="32"/>
-          <w:szCs w:val="32"/>
-        </w:rPr>
-        <w:t>(</w:t>
-      </w:r>
-      <w:proofErr w:type="gramEnd"/>
-      <w:r>
-        <w:rPr>
-          <w:sz w:val="32"/>
-          <w:szCs w:val="32"/>
-        </w:rPr>
-        <w:t>)</w:t>
-      </w:r>
-    </w:p>
-    <w:p>
-      <w:pPr>
-        <w:rPr>
-          <w:sz w:val="32"/>
-          <w:szCs w:val="32"/>
-        </w:rPr>
-      </w:pPr>
-      <w:r>
-        <w:rPr>
-          <w:sz w:val="32"/>
-          <w:szCs w:val="32"/>
-        </w:rPr>
-        <w:t>-</w:t>
-      </w:r>
-      <w:proofErr w:type="spellStart"/>
-      <w:proofErr w:type="gramStart"/>
-      <w:r>
-        <w:rPr>
-          <w:sz w:val="32"/>
-          <w:szCs w:val="32"/>
-        </w:rPr>
-        <w:t>webkit</w:t>
-      </w:r>
-      <w:proofErr w:type="spellEnd"/>
-      <w:r>
-        <w:rPr>
-          <w:sz w:val="32"/>
-          <w:szCs w:val="32"/>
-        </w:rPr>
-        <w:t>(</w:t>
-      </w:r>
-      <w:proofErr w:type="gramEnd"/>
-      <w:r>
-        <w:rPr>
-          <w:sz w:val="32"/>
-          <w:szCs w:val="32"/>
-        </w:rPr>
-        <w:t>)</w:t>
-      </w:r>
-    </w:p>
-    <w:p>
-      <w:pPr>
-        <w:rPr>
-          <w:sz w:val="32"/>
-          <w:szCs w:val="32"/>
-        </w:rPr>
-      </w:pPr>
-      <w:r>
-        <w:rPr>
-          <w:sz w:val="32"/>
-          <w:szCs w:val="32"/>
-        </w:rPr>
-        <w:t>-</w:t>
-      </w:r>
-      <w:proofErr w:type="gramStart"/>
-      <w:r>
-        <w:rPr>
-          <w:sz w:val="32"/>
-          <w:szCs w:val="32"/>
-        </w:rPr>
-        <w:t>close(</w:t>
-      </w:r>
-      <w:proofErr w:type="gramEnd"/>
-      <w:r>
-        <w:rPr>
-          <w:sz w:val="32"/>
-          <w:szCs w:val="32"/>
-        </w:rPr>
-        <w:t>)</w:t>
+        <w:t>-chromium()</w:t>
+      </w:r>
+    </w:p>
+    <w:p>
+      <w:pPr>
+        <w:rPr>
+          <w:sz w:val="32"/>
+          <w:szCs w:val="32"/>
+        </w:rPr>
+      </w:pPr>
+      <w:r>
+        <w:rPr>
+          <w:sz w:val="32"/>
+          <w:szCs w:val="32"/>
+        </w:rPr>
+        <w:t> -firefox()</w:t>
+      </w:r>
+    </w:p>
+    <w:p>
+      <w:pPr>
+        <w:rPr>
+          <w:sz w:val="32"/>
+          <w:szCs w:val="32"/>
+        </w:rPr>
+      </w:pPr>
+      <w:r>
+        <w:rPr>
+          <w:sz w:val="32"/>
+          <w:szCs w:val="32"/>
+        </w:rPr>
+        <w:lastRenderedPageBreak/>
+        <w:t>-webkit()</w:t>
+      </w:r>
+    </w:p>
+    <w:p>
+      <w:pPr>
+        <w:rPr>
+          <w:sz w:val="32"/>
+          <w:szCs w:val="32"/>
+        </w:rPr>
+      </w:pPr>
+      <w:r>
+        <w:rPr>
+          <w:sz w:val="32"/>
+          <w:szCs w:val="32"/>
+        </w:rPr>
+        <w:t>-close()</w:t>
       </w:r>
     </w:p>
     <w:p>
@@ -1537,38 +1080,45 @@
     <w:p>
       <w:pPr>
         <w:rPr>
-          <w:sz w:val="32"/>
-          <w:szCs w:val="32"/>
-        </w:rPr>
-      </w:pPr>
-      <w:r>
-        <w:rPr>
-          <w:b/>
-          <w:bCs/>
-          <w:sz w:val="32"/>
-          <w:szCs w:val="32"/>
-        </w:rPr>
-        <w:t xml:space="preserve">2. </w:t>
-      </w:r>
-      <w:proofErr w:type="spellStart"/>
-      <w:r>
-        <w:rPr>
-          <w:b/>
-          <w:bCs/>
-          <w:sz w:val="32"/>
-          <w:szCs w:val="32"/>
-        </w:rPr>
-        <w:t>BrowserType</w:t>
-      </w:r>
-      <w:proofErr w:type="spellEnd"/>
-      <w:r>
-        <w:rPr>
-          <w:b/>
-          <w:bCs/>
-          <w:sz w:val="32"/>
-          <w:szCs w:val="32"/>
-        </w:rPr>
-        <w:t xml:space="preserve"> Interface</w:t>
+          <w:b/>
+          <w:bCs/>
+          <w:sz w:val="32"/>
+          <w:szCs w:val="32"/>
+        </w:rPr>
+      </w:pPr>
+      <w:r>
+        <w:rPr>
+          <w:b/>
+          <w:bCs/>
+          <w:sz w:val="32"/>
+          <w:szCs w:val="32"/>
+        </w:rPr>
+        <w:t>Browser is the actual Chrome/Edge/Firefox process, whereas Browser Context is an isolated Incognito-like session inside the browser. A single Browser can have multiple Browser Contexts, and they are commonly used together for parallel user session testing.</w:t>
+      </w:r>
+    </w:p>
+    <w:p>
+      <w:pPr>
+        <w:rPr>
+          <w:sz w:val="32"/>
+          <w:szCs w:val="32"/>
+        </w:rPr>
+      </w:pPr>
+    </w:p>
+    <w:p>
+      <w:pPr>
+        <w:rPr>
+          <w:sz w:val="32"/>
+          <w:szCs w:val="32"/>
+        </w:rPr>
+      </w:pPr>
+      <w:r>
+        <w:rPr>
+          <w:b/>
+          <w:bCs/>
+          <w:sz w:val="32"/>
+          <w:szCs w:val="32"/>
+        </w:rPr>
+        <w:t>2. BrowserType Interface</w:t>
       </w:r>
     </w:p>
     <w:p>
@@ -1598,462 +1148,246 @@
           <w:sz w:val="32"/>
           <w:szCs w:val="32"/>
         </w:rPr>
-        <w:t>-</w:t>
-      </w:r>
-      <w:proofErr w:type="spellStart"/>
-      <w:proofErr w:type="gramStart"/>
-      <w:r>
-        <w:rPr>
-          <w:sz w:val="32"/>
-          <w:szCs w:val="32"/>
-        </w:rPr>
-        <w:t>playwright.chromium</w:t>
-      </w:r>
-      <w:proofErr w:type="spellEnd"/>
-      <w:proofErr w:type="gramEnd"/>
-      <w:r>
-        <w:rPr>
-          <w:sz w:val="32"/>
-          <w:szCs w:val="32"/>
-        </w:rPr>
-        <w:t>()</w:t>
-      </w:r>
-    </w:p>
-    <w:p>
-      <w:pPr>
-        <w:rPr>
-          <w:sz w:val="32"/>
-          <w:szCs w:val="32"/>
-        </w:rPr>
-      </w:pPr>
-      <w:r>
-        <w:rPr>
+        <w:t>-playwright.chromium()</w:t>
+      </w:r>
+      <w:r>
+        <w:rPr>
+          <w:sz w:val="32"/>
+          <w:szCs w:val="32"/>
+        </w:rPr>
+        <w:t xml:space="preserve"> ,</w:t>
+      </w:r>
+      <w:r>
+        <w:rPr>
+          <w:sz w:val="32"/>
+          <w:szCs w:val="32"/>
+        </w:rPr>
+        <w:t>-playwright.firefox()</w:t>
+      </w:r>
+      <w:r>
+        <w:rPr>
+          <w:sz w:val="32"/>
+          <w:szCs w:val="32"/>
+        </w:rPr>
+        <w:t xml:space="preserve">, </w:t>
+      </w:r>
+      <w:r>
+        <w:rPr>
+          <w:sz w:val="32"/>
+          <w:szCs w:val="32"/>
+        </w:rPr>
+        <w:t>-playwright.webkit()</w:t>
+      </w:r>
+    </w:p>
+    <w:p>
+      <w:pPr>
+        <w:rPr>
+          <w:sz w:val="32"/>
+          <w:szCs w:val="32"/>
+        </w:rPr>
+      </w:pPr>
+      <w:r>
+        <w:rPr>
+          <w:sz w:val="32"/>
+          <w:szCs w:val="32"/>
+        </w:rPr>
+        <w:t> </w:t>
+      </w:r>
+    </w:p>
+    <w:p>
+      <w:pPr>
+        <w:rPr>
+          <w:sz w:val="32"/>
+          <w:szCs w:val="32"/>
+        </w:rPr>
+      </w:pPr>
+      <w:r>
+        <w:rPr>
+          <w:b/>
+          <w:bCs/>
+          <w:sz w:val="32"/>
+          <w:szCs w:val="32"/>
+        </w:rPr>
+        <w:t xml:space="preserve">Methods- </w:t>
+      </w:r>
+      <w:r>
+        <w:rPr>
+          <w:sz w:val="32"/>
+          <w:szCs w:val="32"/>
+        </w:rPr>
+        <w:t>launch() , 2- launchPersistentContext()</w:t>
+      </w:r>
+    </w:p>
+    <w:p>
+      <w:pPr>
+        <w:rPr>
+          <w:sz w:val="32"/>
+          <w:szCs w:val="32"/>
+        </w:rPr>
+      </w:pPr>
+      <w:r>
+        <w:rPr>
+          <w:sz w:val="32"/>
+          <w:szCs w:val="32"/>
+        </w:rPr>
+        <w:t> </w:t>
+      </w:r>
+    </w:p>
+    <w:p>
+      <w:pPr>
+        <w:rPr>
+          <w:sz w:val="32"/>
+          <w:szCs w:val="32"/>
+        </w:rPr>
+      </w:pPr>
+      <w:r>
+        <w:rPr>
+          <w:b/>
+          <w:bCs/>
+          <w:sz w:val="32"/>
+          <w:szCs w:val="32"/>
+        </w:rPr>
+        <w:t>3. Browser Interface</w:t>
+      </w:r>
+    </w:p>
+    <w:p>
+      <w:pPr>
+        <w:rPr>
+          <w:sz w:val="32"/>
+          <w:szCs w:val="32"/>
+        </w:rPr>
+      </w:pPr>
+      <w:r>
+        <w:rPr>
+          <w:sz w:val="32"/>
+          <w:szCs w:val="32"/>
+        </w:rPr>
+        <w:t>Represents browser instance.</w:t>
+      </w:r>
+    </w:p>
+    <w:p>
+      <w:pPr>
+        <w:rPr>
+          <w:sz w:val="32"/>
+          <w:szCs w:val="32"/>
+        </w:rPr>
+      </w:pPr>
+      <w:r>
+        <w:rPr>
+          <w:sz w:val="32"/>
+          <w:szCs w:val="32"/>
+        </w:rPr>
+        <w:t>Browser browser = playwright.chromium().launch();</w:t>
+      </w:r>
+    </w:p>
+    <w:p>
+      <w:pPr>
+        <w:rPr>
+          <w:sz w:val="32"/>
+          <w:szCs w:val="32"/>
+        </w:rPr>
+      </w:pPr>
+      <w:r>
+        <w:rPr>
+          <w:b/>
+          <w:bCs/>
+          <w:sz w:val="32"/>
+          <w:szCs w:val="32"/>
+        </w:rPr>
+        <w:t>Methods</w:t>
+      </w:r>
+    </w:p>
+    <w:p>
+      <w:pPr>
+        <w:rPr>
+          <w:sz w:val="32"/>
+          <w:szCs w:val="32"/>
+        </w:rPr>
+      </w:pPr>
+      <w:r>
+        <w:rPr>
+          <w:sz w:val="32"/>
+          <w:szCs w:val="32"/>
+        </w:rPr>
+        <w:t>-newContext()</w:t>
+      </w:r>
+    </w:p>
+    <w:p>
+      <w:pPr>
+        <w:rPr>
+          <w:sz w:val="32"/>
+          <w:szCs w:val="32"/>
+        </w:rPr>
+      </w:pPr>
+      <w:r>
+        <w:rPr>
+          <w:sz w:val="32"/>
+          <w:szCs w:val="32"/>
+        </w:rPr>
+        <w:t>-version()</w:t>
+      </w:r>
+    </w:p>
+    <w:p>
+      <w:pPr>
+        <w:rPr>
+          <w:sz w:val="32"/>
+          <w:szCs w:val="32"/>
+        </w:rPr>
+      </w:pPr>
+      <w:r>
+        <w:rPr>
+          <w:sz w:val="32"/>
+          <w:szCs w:val="32"/>
+        </w:rPr>
+        <w:t>-close()</w:t>
+      </w:r>
+    </w:p>
+    <w:p>
+      <w:pPr>
+        <w:rPr>
+          <w:sz w:val="32"/>
+          <w:szCs w:val="32"/>
+        </w:rPr>
+      </w:pPr>
+      <w:r>
+        <w:rPr>
+          <w:b/>
+          <w:bCs/>
+          <w:sz w:val="32"/>
+          <w:szCs w:val="32"/>
+        </w:rPr>
+        <w:t>4. BrowserContext Interface</w:t>
+      </w:r>
+    </w:p>
+    <w:p>
+      <w:pPr>
+        <w:rPr>
+          <w:sz w:val="32"/>
+          <w:szCs w:val="32"/>
+        </w:rPr>
+      </w:pPr>
+      <w:r>
+        <w:rPr>
+          <w:sz w:val="32"/>
+          <w:szCs w:val="32"/>
+        </w:rPr>
+        <w:t>Most Asked Interview Topic</w:t>
+      </w:r>
+    </w:p>
+    <w:p>
+      <w:pPr>
+        <w:rPr>
+          <w:sz w:val="32"/>
+          <w:szCs w:val="32"/>
+        </w:rPr>
+      </w:pPr>
+      <w:r>
+        <w:rPr>
+          <w:noProof/>
           <w:sz w:val="32"/>
           <w:szCs w:val="32"/>
         </w:rPr>
         <w:lastRenderedPageBreak/>
-        <w:t>-</w:t>
-      </w:r>
-      <w:proofErr w:type="spellStart"/>
-      <w:proofErr w:type="gramStart"/>
-      <w:r>
-        <w:rPr>
-          <w:sz w:val="32"/>
-          <w:szCs w:val="32"/>
-        </w:rPr>
-        <w:t>playwright.firefox</w:t>
-      </w:r>
-      <w:proofErr w:type="spellEnd"/>
-      <w:proofErr w:type="gramEnd"/>
-      <w:r>
-        <w:rPr>
-          <w:sz w:val="32"/>
-          <w:szCs w:val="32"/>
-        </w:rPr>
-        <w:t>()</w:t>
-      </w:r>
-    </w:p>
-    <w:p>
-      <w:pPr>
-        <w:rPr>
-          <w:sz w:val="32"/>
-          <w:szCs w:val="32"/>
-        </w:rPr>
-      </w:pPr>
-      <w:r>
-        <w:rPr>
-          <w:sz w:val="32"/>
-          <w:szCs w:val="32"/>
-        </w:rPr>
-        <w:t>-</w:t>
-      </w:r>
-      <w:proofErr w:type="spellStart"/>
-      <w:proofErr w:type="gramStart"/>
-      <w:r>
-        <w:rPr>
-          <w:sz w:val="32"/>
-          <w:szCs w:val="32"/>
-        </w:rPr>
-        <w:t>playwright.webkit</w:t>
-      </w:r>
-      <w:proofErr w:type="spellEnd"/>
-      <w:proofErr w:type="gramEnd"/>
-      <w:r>
-        <w:rPr>
-          <w:sz w:val="32"/>
-          <w:szCs w:val="32"/>
-        </w:rPr>
-        <w:t>()</w:t>
-      </w:r>
-    </w:p>
-    <w:p>
-      <w:pPr>
-        <w:rPr>
-          <w:sz w:val="32"/>
-          <w:szCs w:val="32"/>
-        </w:rPr>
-      </w:pPr>
-      <w:r>
-        <w:rPr>
-          <w:sz w:val="32"/>
-          <w:szCs w:val="32"/>
-        </w:rPr>
-        <w:t> </w:t>
-      </w:r>
-    </w:p>
-    <w:p>
-      <w:pPr>
-        <w:rPr>
-          <w:sz w:val="32"/>
-          <w:szCs w:val="32"/>
-        </w:rPr>
-      </w:pPr>
-      <w:r>
-        <w:rPr>
-          <w:b/>
-          <w:bCs/>
-          <w:sz w:val="32"/>
-          <w:szCs w:val="32"/>
-        </w:rPr>
-        <w:t xml:space="preserve">Methods- </w:t>
-      </w:r>
-      <w:proofErr w:type="gramStart"/>
-      <w:r>
-        <w:rPr>
-          <w:sz w:val="32"/>
-          <w:szCs w:val="32"/>
-        </w:rPr>
-        <w:t>launch() ,</w:t>
-      </w:r>
-      <w:proofErr w:type="gramEnd"/>
-      <w:r>
-        <w:rPr>
-          <w:sz w:val="32"/>
-          <w:szCs w:val="32"/>
-        </w:rPr>
-        <w:t xml:space="preserve"> 2- </w:t>
-      </w:r>
-      <w:proofErr w:type="spellStart"/>
-      <w:proofErr w:type="gramStart"/>
-      <w:r>
-        <w:rPr>
-          <w:sz w:val="32"/>
-          <w:szCs w:val="32"/>
-        </w:rPr>
-        <w:t>launchPersistentContext</w:t>
-      </w:r>
-      <w:proofErr w:type="spellEnd"/>
-      <w:r>
-        <w:rPr>
-          <w:sz w:val="32"/>
-          <w:szCs w:val="32"/>
-        </w:rPr>
-        <w:t>(</w:t>
-      </w:r>
-      <w:proofErr w:type="gramEnd"/>
-      <w:r>
-        <w:rPr>
-          <w:sz w:val="32"/>
-          <w:szCs w:val="32"/>
-        </w:rPr>
-        <w:t>)</w:t>
-      </w:r>
-    </w:p>
-    <w:p>
-      <w:pPr>
-        <w:rPr>
-          <w:sz w:val="32"/>
-          <w:szCs w:val="32"/>
-        </w:rPr>
-      </w:pPr>
-      <w:r>
-        <w:rPr>
-          <w:sz w:val="32"/>
-          <w:szCs w:val="32"/>
-        </w:rPr>
-        <w:t> </w:t>
-      </w:r>
-    </w:p>
-    <w:p>
-      <w:pPr>
-        <w:rPr>
-          <w:sz w:val="32"/>
-          <w:szCs w:val="32"/>
-        </w:rPr>
-      </w:pPr>
-      <w:r>
-        <w:rPr>
-          <w:b/>
-          <w:bCs/>
-          <w:sz w:val="32"/>
-          <w:szCs w:val="32"/>
-        </w:rPr>
-        <w:t>3. Browser Interface</w:t>
-      </w:r>
-    </w:p>
-    <w:p>
-      <w:pPr>
-        <w:rPr>
-          <w:sz w:val="32"/>
-          <w:szCs w:val="32"/>
-        </w:rPr>
-      </w:pPr>
-      <w:r>
-        <w:rPr>
-          <w:sz w:val="32"/>
-          <w:szCs w:val="32"/>
-        </w:rPr>
-        <w:t>Represents browser instance.</w:t>
-      </w:r>
-    </w:p>
-    <w:p>
-      <w:pPr>
-        <w:rPr>
-          <w:sz w:val="32"/>
-          <w:szCs w:val="32"/>
-        </w:rPr>
-      </w:pPr>
-      <w:r>
-        <w:rPr>
-          <w:sz w:val="32"/>
-          <w:szCs w:val="32"/>
-        </w:rPr>
-        <w:t xml:space="preserve">Browser </w:t>
-      </w:r>
-      <w:proofErr w:type="spellStart"/>
-      <w:r>
-        <w:rPr>
-          <w:sz w:val="32"/>
-          <w:szCs w:val="32"/>
-        </w:rPr>
-        <w:t>browser</w:t>
-      </w:r>
-      <w:proofErr w:type="spellEnd"/>
-      <w:r>
-        <w:rPr>
-          <w:sz w:val="32"/>
-          <w:szCs w:val="32"/>
-        </w:rPr>
-        <w:t xml:space="preserve"> = </w:t>
-      </w:r>
-      <w:proofErr w:type="spellStart"/>
-      <w:proofErr w:type="gramStart"/>
-      <w:r>
-        <w:rPr>
-          <w:sz w:val="32"/>
-          <w:szCs w:val="32"/>
-        </w:rPr>
-        <w:t>playwright.chromium</w:t>
-      </w:r>
-      <w:proofErr w:type="spellEnd"/>
-      <w:proofErr w:type="gramEnd"/>
-      <w:r>
-        <w:rPr>
-          <w:sz w:val="32"/>
-          <w:szCs w:val="32"/>
-        </w:rPr>
-        <w:t>(</w:t>
-      </w:r>
-      <w:proofErr w:type="gramStart"/>
-      <w:r>
-        <w:rPr>
-          <w:sz w:val="32"/>
-          <w:szCs w:val="32"/>
-        </w:rPr>
-        <w:t>).launch</w:t>
-      </w:r>
-      <w:proofErr w:type="gramEnd"/>
-      <w:r>
-        <w:rPr>
-          <w:sz w:val="32"/>
-          <w:szCs w:val="32"/>
-        </w:rPr>
-        <w:t>();</w:t>
-      </w:r>
-    </w:p>
-    <w:p>
-      <w:pPr>
-        <w:rPr>
-          <w:sz w:val="32"/>
-          <w:szCs w:val="32"/>
-        </w:rPr>
-      </w:pPr>
-      <w:r>
-        <w:rPr>
-          <w:b/>
-          <w:bCs/>
-          <w:sz w:val="32"/>
-          <w:szCs w:val="32"/>
-        </w:rPr>
-        <w:t>Methods</w:t>
-      </w:r>
-    </w:p>
-    <w:p>
-      <w:pPr>
-        <w:rPr>
-          <w:sz w:val="32"/>
-          <w:szCs w:val="32"/>
-        </w:rPr>
-      </w:pPr>
-      <w:r>
-        <w:rPr>
-          <w:sz w:val="32"/>
-          <w:szCs w:val="32"/>
-        </w:rPr>
-        <w:t>-</w:t>
-      </w:r>
-      <w:proofErr w:type="spellStart"/>
-      <w:proofErr w:type="gramStart"/>
-      <w:r>
-        <w:rPr>
-          <w:sz w:val="32"/>
-          <w:szCs w:val="32"/>
-        </w:rPr>
-        <w:t>newContext</w:t>
-      </w:r>
-      <w:proofErr w:type="spellEnd"/>
-      <w:r>
-        <w:rPr>
-          <w:sz w:val="32"/>
-          <w:szCs w:val="32"/>
-        </w:rPr>
-        <w:t>(</w:t>
-      </w:r>
-      <w:proofErr w:type="gramEnd"/>
-      <w:r>
-        <w:rPr>
-          <w:sz w:val="32"/>
-          <w:szCs w:val="32"/>
-        </w:rPr>
-        <w:t>)</w:t>
-      </w:r>
-    </w:p>
-    <w:p>
-      <w:pPr>
-        <w:rPr>
-          <w:sz w:val="32"/>
-          <w:szCs w:val="32"/>
-        </w:rPr>
-      </w:pPr>
-      <w:r>
-        <w:rPr>
-          <w:sz w:val="32"/>
-          <w:szCs w:val="32"/>
-        </w:rPr>
-        <w:t>-</w:t>
-      </w:r>
-      <w:proofErr w:type="gramStart"/>
-      <w:r>
-        <w:rPr>
-          <w:sz w:val="32"/>
-          <w:szCs w:val="32"/>
-        </w:rPr>
-        <w:t>version(</w:t>
-      </w:r>
-      <w:proofErr w:type="gramEnd"/>
-      <w:r>
-        <w:rPr>
-          <w:sz w:val="32"/>
-          <w:szCs w:val="32"/>
-        </w:rPr>
-        <w:t>)</w:t>
-      </w:r>
-    </w:p>
-    <w:p>
-      <w:pPr>
-        <w:rPr>
-          <w:sz w:val="32"/>
-          <w:szCs w:val="32"/>
-        </w:rPr>
-      </w:pPr>
-      <w:r>
-        <w:rPr>
-          <w:sz w:val="32"/>
-          <w:szCs w:val="32"/>
-        </w:rPr>
-        <w:t>-</w:t>
-      </w:r>
-      <w:proofErr w:type="gramStart"/>
-      <w:r>
-        <w:rPr>
-          <w:sz w:val="32"/>
-          <w:szCs w:val="32"/>
-        </w:rPr>
-        <w:t>close(</w:t>
-      </w:r>
-      <w:proofErr w:type="gramEnd"/>
-      <w:r>
-        <w:rPr>
-          <w:sz w:val="32"/>
-          <w:szCs w:val="32"/>
-        </w:rPr>
-        <w:t>)</w:t>
-      </w:r>
-    </w:p>
-    <w:p>
-      <w:pPr>
-        <w:rPr>
-          <w:sz w:val="32"/>
-          <w:szCs w:val="32"/>
-        </w:rPr>
-      </w:pPr>
-      <w:r>
-        <w:rPr>
-          <w:b/>
-          <w:bCs/>
-          <w:sz w:val="32"/>
-          <w:szCs w:val="32"/>
-        </w:rPr>
-        <w:t xml:space="preserve">4. </w:t>
-      </w:r>
-      <w:proofErr w:type="spellStart"/>
-      <w:r>
-        <w:rPr>
-          <w:b/>
-          <w:bCs/>
-          <w:sz w:val="32"/>
-          <w:szCs w:val="32"/>
-        </w:rPr>
-        <w:t>BrowserContext</w:t>
-      </w:r>
-      <w:proofErr w:type="spellEnd"/>
-      <w:r>
-        <w:rPr>
-          <w:b/>
-          <w:bCs/>
-          <w:sz w:val="32"/>
-          <w:szCs w:val="32"/>
-        </w:rPr>
-        <w:t xml:space="preserve"> Interface</w:t>
-      </w:r>
-    </w:p>
-    <w:p>
-      <w:pPr>
-        <w:rPr>
-          <w:sz w:val="32"/>
-          <w:szCs w:val="32"/>
-        </w:rPr>
-      </w:pPr>
-      <w:r>
-        <w:rPr>
-          <w:sz w:val="32"/>
-          <w:szCs w:val="32"/>
-        </w:rPr>
-        <w:t>Most Asked Interview Topic</w:t>
-      </w:r>
-    </w:p>
-    <w:p>
-      <w:pPr>
-        <w:rPr>
-          <w:sz w:val="32"/>
-          <w:szCs w:val="32"/>
-        </w:rPr>
-      </w:pPr>
-      <w:r>
-        <w:rPr>
-          <w:sz w:val="32"/>
-          <w:szCs w:val="32"/>
-        </w:rPr>
         <w:drawing>
           <wp:inline distT="0" distB="0" distL="0" distR="0" wp14:anchorId="20470FFB" wp14:editId="6484536F">
             <wp:extent cx="2333625" cy="2426046"/>
@@ -2147,30 +1481,12 @@
           <w:szCs w:val="32"/>
         </w:rPr>
       </w:pPr>
-      <w:proofErr w:type="spellStart"/>
-      <w:proofErr w:type="gramStart"/>
-      <w:r>
-        <w:rPr>
-          <w:sz w:val="32"/>
-          <w:szCs w:val="32"/>
-        </w:rPr>
-        <w:t>newPage</w:t>
-      </w:r>
-      <w:proofErr w:type="spellEnd"/>
-      <w:r>
-        <w:rPr>
-          <w:sz w:val="32"/>
-          <w:szCs w:val="32"/>
-        </w:rPr>
-        <w:t>(</w:t>
-      </w:r>
-      <w:proofErr w:type="gramEnd"/>
-      <w:r>
-        <w:rPr>
-          <w:sz w:val="32"/>
-          <w:szCs w:val="32"/>
-        </w:rPr>
-        <w:t>)</w:t>
+      <w:r>
+        <w:rPr>
+          <w:sz w:val="32"/>
+          <w:szCs w:val="32"/>
+        </w:rPr>
+        <w:t>newPage()</w:t>
       </w:r>
     </w:p>
     <w:p>
@@ -2184,22 +1500,12 @@
           <w:szCs w:val="32"/>
         </w:rPr>
       </w:pPr>
-      <w:proofErr w:type="gramStart"/>
-      <w:r>
-        <w:rPr>
-          <w:sz w:val="32"/>
-          <w:szCs w:val="32"/>
-        </w:rPr>
-        <w:lastRenderedPageBreak/>
-        <w:t>cookies(</w:t>
-      </w:r>
-      <w:proofErr w:type="gramEnd"/>
-      <w:r>
-        <w:rPr>
-          <w:sz w:val="32"/>
-          <w:szCs w:val="32"/>
-        </w:rPr>
-        <w:t>)</w:t>
+      <w:r>
+        <w:rPr>
+          <w:sz w:val="32"/>
+          <w:szCs w:val="32"/>
+        </w:rPr>
+        <w:t>cookies()</w:t>
       </w:r>
     </w:p>
     <w:p>
@@ -2213,30 +1519,12 @@
           <w:szCs w:val="32"/>
         </w:rPr>
       </w:pPr>
-      <w:proofErr w:type="spellStart"/>
-      <w:proofErr w:type="gramStart"/>
-      <w:r>
-        <w:rPr>
-          <w:sz w:val="32"/>
-          <w:szCs w:val="32"/>
-        </w:rPr>
-        <w:t>clearCookies</w:t>
-      </w:r>
-      <w:proofErr w:type="spellEnd"/>
-      <w:r>
-        <w:rPr>
-          <w:sz w:val="32"/>
-          <w:szCs w:val="32"/>
-        </w:rPr>
-        <w:t>(</w:t>
-      </w:r>
-      <w:proofErr w:type="gramEnd"/>
-      <w:r>
-        <w:rPr>
-          <w:sz w:val="32"/>
-          <w:szCs w:val="32"/>
-        </w:rPr>
-        <w:t>)</w:t>
+      <w:r>
+        <w:rPr>
+          <w:sz w:val="32"/>
+          <w:szCs w:val="32"/>
+        </w:rPr>
+        <w:t>clearCookies()</w:t>
       </w:r>
     </w:p>
     <w:p>
@@ -2250,30 +1538,12 @@
           <w:szCs w:val="32"/>
         </w:rPr>
       </w:pPr>
-      <w:proofErr w:type="spellStart"/>
-      <w:proofErr w:type="gramStart"/>
-      <w:r>
-        <w:rPr>
-          <w:sz w:val="32"/>
-          <w:szCs w:val="32"/>
-        </w:rPr>
-        <w:t>storageState</w:t>
-      </w:r>
-      <w:proofErr w:type="spellEnd"/>
-      <w:r>
-        <w:rPr>
-          <w:sz w:val="32"/>
-          <w:szCs w:val="32"/>
-        </w:rPr>
-        <w:t>(</w:t>
-      </w:r>
-      <w:proofErr w:type="gramEnd"/>
-      <w:r>
-        <w:rPr>
-          <w:sz w:val="32"/>
-          <w:szCs w:val="32"/>
-        </w:rPr>
-        <w:t>)</w:t>
+      <w:r>
+        <w:rPr>
+          <w:sz w:val="32"/>
+          <w:szCs w:val="32"/>
+        </w:rPr>
+        <w:t>storageState()</w:t>
       </w:r>
     </w:p>
     <w:p>
@@ -2287,21 +1557,12 @@
           <w:szCs w:val="32"/>
         </w:rPr>
       </w:pPr>
-      <w:proofErr w:type="gramStart"/>
-      <w:r>
-        <w:rPr>
-          <w:sz w:val="32"/>
-          <w:szCs w:val="32"/>
-        </w:rPr>
-        <w:t>close(</w:t>
-      </w:r>
-      <w:proofErr w:type="gramEnd"/>
-      <w:r>
-        <w:rPr>
-          <w:sz w:val="32"/>
-          <w:szCs w:val="32"/>
-        </w:rPr>
-        <w:t>)</w:t>
+      <w:r>
+        <w:rPr>
+          <w:sz w:val="32"/>
+          <w:szCs w:val="32"/>
+        </w:rPr>
+        <w:t>close()</w:t>
       </w:r>
     </w:p>
     <w:p>
@@ -2320,6 +1581,7 @@
       </w:r>
       <w:r>
         <w:rPr>
+          <w:noProof/>
           <w:sz w:val="32"/>
           <w:szCs w:val="32"/>
         </w:rPr>
@@ -2399,9 +1661,11 @@
       </w:pPr>
       <w:r>
         <w:rPr>
-          <w:sz w:val="32"/>
-          <w:szCs w:val="32"/>
-        </w:rPr>
+          <w:noProof/>
+          <w:sz w:val="32"/>
+          <w:szCs w:val="32"/>
+        </w:rPr>
+        <w:lastRenderedPageBreak/>
         <w:drawing>
           <wp:inline distT="0" distB="0" distL="0" distR="0" wp14:anchorId="7760EB91" wp14:editId="6123C4DE">
             <wp:extent cx="1924050" cy="2944825"/>
@@ -2489,23 +1753,12 @@
         </w:rPr>
         <w:t xml:space="preserve">Open URL - </w:t>
       </w:r>
-      <w:proofErr w:type="spellStart"/>
-      <w:proofErr w:type="gramStart"/>
-      <w:r>
-        <w:rPr>
-          <w:sz w:val="32"/>
-          <w:szCs w:val="32"/>
-        </w:rPr>
-        <w:t>page.navigate</w:t>
-      </w:r>
-      <w:proofErr w:type="spellEnd"/>
-      <w:proofErr w:type="gramEnd"/>
-      <w:r>
-        <w:rPr>
-          <w:sz w:val="32"/>
-          <w:szCs w:val="32"/>
-        </w:rPr>
-        <w:t>("https://google.com");</w:t>
+      <w:r>
+        <w:rPr>
+          <w:sz w:val="32"/>
+          <w:szCs w:val="32"/>
+        </w:rPr>
+        <w:t>page.navigate("https://google.com");</w:t>
       </w:r>
     </w:p>
     <w:p>
@@ -2535,25 +1788,7 @@
           <w:sz w:val="32"/>
           <w:szCs w:val="32"/>
         </w:rPr>
-        <w:t xml:space="preserve">String title = </w:t>
-      </w:r>
-      <w:proofErr w:type="spellStart"/>
-      <w:proofErr w:type="gramStart"/>
-      <w:r>
-        <w:rPr>
-          <w:sz w:val="32"/>
-          <w:szCs w:val="32"/>
-        </w:rPr>
-        <w:t>page.title</w:t>
-      </w:r>
-      <w:proofErr w:type="spellEnd"/>
-      <w:proofErr w:type="gramEnd"/>
-      <w:r>
-        <w:rPr>
-          <w:sz w:val="32"/>
-          <w:szCs w:val="32"/>
-        </w:rPr>
-        <w:t>();</w:t>
+        <w:t>String title = page.title();</w:t>
       </w:r>
     </w:p>
     <w:p>
@@ -2583,39 +1818,7 @@
           <w:sz w:val="32"/>
           <w:szCs w:val="32"/>
         </w:rPr>
-        <w:t xml:space="preserve">String </w:t>
-      </w:r>
-      <w:proofErr w:type="spellStart"/>
-      <w:r>
-        <w:rPr>
-          <w:sz w:val="32"/>
-          <w:szCs w:val="32"/>
-        </w:rPr>
-        <w:t>url</w:t>
-      </w:r>
-      <w:proofErr w:type="spellEnd"/>
-      <w:r>
-        <w:rPr>
-          <w:sz w:val="32"/>
-          <w:szCs w:val="32"/>
-        </w:rPr>
-        <w:t xml:space="preserve"> = </w:t>
-      </w:r>
-      <w:proofErr w:type="gramStart"/>
-      <w:r>
-        <w:rPr>
-          <w:sz w:val="32"/>
-          <w:szCs w:val="32"/>
-        </w:rPr>
-        <w:t>page.url(</w:t>
-      </w:r>
-      <w:proofErr w:type="gramEnd"/>
-      <w:r>
-        <w:rPr>
-          <w:sz w:val="32"/>
-          <w:szCs w:val="32"/>
-        </w:rPr>
-        <w:t>);</w:t>
+        <w:t>String url = page.url();</w:t>
       </w:r>
     </w:p>
     <w:p>
@@ -2651,199 +1854,176 @@
           <w:sz w:val="32"/>
           <w:szCs w:val="32"/>
         </w:rPr>
+        <w:t>Locator Concept</w:t>
+      </w:r>
+    </w:p>
+    <w:p>
+      <w:pPr>
+        <w:rPr>
+          <w:sz w:val="32"/>
+          <w:szCs w:val="32"/>
+        </w:rPr>
+      </w:pPr>
+      <w:r>
+        <w:rPr>
+          <w:sz w:val="32"/>
+          <w:szCs w:val="32"/>
+        </w:rPr>
+        <w:t xml:space="preserve">In </w:t>
+      </w:r>
+      <w:r>
+        <w:rPr>
+          <w:b/>
+          <w:bCs/>
+          <w:sz w:val="32"/>
+          <w:szCs w:val="32"/>
+        </w:rPr>
+        <w:t>Selenium</w:t>
+      </w:r>
+      <w:r>
+        <w:rPr>
+          <w:sz w:val="32"/>
+          <w:szCs w:val="32"/>
+        </w:rPr>
+        <w:t>- driver.findElement(...)</w:t>
+      </w:r>
+    </w:p>
+    <w:p>
+      <w:pPr>
+        <w:rPr>
+          <w:sz w:val="32"/>
+          <w:szCs w:val="32"/>
+        </w:rPr>
+      </w:pPr>
+      <w:r>
+        <w:rPr>
+          <w:sz w:val="32"/>
+          <w:szCs w:val="32"/>
+        </w:rPr>
+        <w:t xml:space="preserve">In </w:t>
+      </w:r>
+      <w:r>
+        <w:rPr>
+          <w:b/>
+          <w:bCs/>
+          <w:sz w:val="32"/>
+          <w:szCs w:val="32"/>
+        </w:rPr>
+        <w:t>Playwright</w:t>
+      </w:r>
+      <w:r>
+        <w:rPr>
+          <w:sz w:val="32"/>
+          <w:szCs w:val="32"/>
+        </w:rPr>
+        <w:t xml:space="preserve"> -page.locator(...)</w:t>
+      </w:r>
+    </w:p>
+    <w:p>
+      <w:pPr>
+        <w:rPr>
+          <w:sz w:val="32"/>
+          <w:szCs w:val="32"/>
+        </w:rPr>
+      </w:pPr>
+      <w:r>
+        <w:rPr>
+          <w:sz w:val="32"/>
+          <w:szCs w:val="32"/>
+        </w:rPr>
+        <w:t>Playwright prefers Locators.</w:t>
+      </w:r>
+    </w:p>
+    <w:p>
+      <w:pPr>
+        <w:rPr>
+          <w:sz w:val="32"/>
+          <w:szCs w:val="32"/>
+        </w:rPr>
+      </w:pPr>
+      <w:r>
+        <w:rPr>
+          <w:sz w:val="32"/>
+          <w:szCs w:val="32"/>
+        </w:rPr>
+        <w:t> </w:t>
+      </w:r>
+    </w:p>
+    <w:p>
+      <w:pPr>
+        <w:rPr>
+          <w:sz w:val="32"/>
+          <w:szCs w:val="32"/>
+        </w:rPr>
+      </w:pPr>
+      <w:r>
+        <w:rPr>
+          <w:b/>
+          <w:bCs/>
+          <w:sz w:val="32"/>
+          <w:szCs w:val="32"/>
+        </w:rPr>
+        <w:t>6. Locator Interface</w:t>
+      </w:r>
+    </w:p>
+    <w:p>
+      <w:pPr>
+        <w:rPr>
+          <w:sz w:val="32"/>
+          <w:szCs w:val="32"/>
+        </w:rPr>
+      </w:pPr>
+      <w:r>
+        <w:rPr>
+          <w:sz w:val="32"/>
+          <w:szCs w:val="32"/>
+        </w:rPr>
+        <w:t xml:space="preserve">Most Important </w:t>
+      </w:r>
+      <w:r>
+        <w:rPr>
+          <w:sz w:val="32"/>
+          <w:szCs w:val="32"/>
+        </w:rPr>
+        <w:t>for</w:t>
+      </w:r>
+      <w:r>
+        <w:rPr>
+          <w:sz w:val="32"/>
+          <w:szCs w:val="32"/>
+        </w:rPr>
+        <w:t xml:space="preserve"> Interviews</w:t>
+      </w:r>
+    </w:p>
+    <w:p>
+      <w:pPr>
+        <w:rPr>
+          <w:sz w:val="32"/>
+          <w:szCs w:val="32"/>
+        </w:rPr>
+      </w:pPr>
+      <w:r>
+        <w:rPr>
+          <w:sz w:val="32"/>
+          <w:szCs w:val="32"/>
+        </w:rPr>
+        <w:t>Locator user =page.locator("#username");</w:t>
+      </w:r>
+    </w:p>
+    <w:p>
+      <w:pPr>
+        <w:rPr>
+          <w:sz w:val="32"/>
+          <w:szCs w:val="32"/>
+        </w:rPr>
+      </w:pPr>
+      <w:r>
+        <w:rPr>
+          <w:noProof/>
+          <w:sz w:val="32"/>
+          <w:szCs w:val="32"/>
+        </w:rPr>
         <w:lastRenderedPageBreak/>
-        <w:t>Locator Concept</w:t>
-      </w:r>
-    </w:p>
-    <w:p>
-      <w:pPr>
-        <w:rPr>
-          <w:sz w:val="32"/>
-          <w:szCs w:val="32"/>
-        </w:rPr>
-      </w:pPr>
-      <w:r>
-        <w:rPr>
-          <w:sz w:val="32"/>
-          <w:szCs w:val="32"/>
-        </w:rPr>
-        <w:t xml:space="preserve">In Selenium- </w:t>
-      </w:r>
-      <w:proofErr w:type="spellStart"/>
-      <w:proofErr w:type="gramStart"/>
-      <w:r>
-        <w:rPr>
-          <w:sz w:val="32"/>
-          <w:szCs w:val="32"/>
-        </w:rPr>
-        <w:t>driver.findElement</w:t>
-      </w:r>
-      <w:proofErr w:type="spellEnd"/>
-      <w:proofErr w:type="gramEnd"/>
-      <w:r>
-        <w:rPr>
-          <w:sz w:val="32"/>
-          <w:szCs w:val="32"/>
-        </w:rPr>
-        <w:t>(...)</w:t>
-      </w:r>
-    </w:p>
-    <w:p>
-      <w:pPr>
-        <w:rPr>
-          <w:sz w:val="32"/>
-          <w:szCs w:val="32"/>
-        </w:rPr>
-      </w:pPr>
-      <w:r>
-        <w:rPr>
-          <w:sz w:val="32"/>
-          <w:szCs w:val="32"/>
-        </w:rPr>
-        <w:t>In Playwright -</w:t>
-      </w:r>
-      <w:proofErr w:type="spellStart"/>
-      <w:proofErr w:type="gramStart"/>
-      <w:r>
-        <w:rPr>
-          <w:sz w:val="32"/>
-          <w:szCs w:val="32"/>
-        </w:rPr>
-        <w:t>page.locator</w:t>
-      </w:r>
-      <w:proofErr w:type="spellEnd"/>
-      <w:proofErr w:type="gramEnd"/>
-      <w:r>
-        <w:rPr>
-          <w:sz w:val="32"/>
-          <w:szCs w:val="32"/>
-        </w:rPr>
-        <w:t>(...)</w:t>
-      </w:r>
-    </w:p>
-    <w:p>
-      <w:pPr>
-        <w:rPr>
-          <w:sz w:val="32"/>
-          <w:szCs w:val="32"/>
-        </w:rPr>
-      </w:pPr>
-      <w:r>
-        <w:rPr>
-          <w:sz w:val="32"/>
-          <w:szCs w:val="32"/>
-        </w:rPr>
-        <w:t>Playwright prefers Locators.</w:t>
-      </w:r>
-    </w:p>
-    <w:p>
-      <w:pPr>
-        <w:rPr>
-          <w:sz w:val="32"/>
-          <w:szCs w:val="32"/>
-        </w:rPr>
-      </w:pPr>
-      <w:r>
-        <w:rPr>
-          <w:sz w:val="32"/>
-          <w:szCs w:val="32"/>
-        </w:rPr>
-        <w:t> </w:t>
-      </w:r>
-    </w:p>
-    <w:p>
-      <w:pPr>
-        <w:rPr>
-          <w:sz w:val="32"/>
-          <w:szCs w:val="32"/>
-        </w:rPr>
-      </w:pPr>
-      <w:r>
-        <w:rPr>
-          <w:b/>
-          <w:bCs/>
-          <w:sz w:val="32"/>
-          <w:szCs w:val="32"/>
-        </w:rPr>
-        <w:t>6. Locator Interface</w:t>
-      </w:r>
-    </w:p>
-    <w:p>
-      <w:pPr>
-        <w:rPr>
-          <w:sz w:val="32"/>
-          <w:szCs w:val="32"/>
-        </w:rPr>
-      </w:pPr>
-      <w:r>
-        <w:rPr>
-          <w:sz w:val="32"/>
-          <w:szCs w:val="32"/>
-        </w:rPr>
-        <w:t xml:space="preserve">Most Important </w:t>
-      </w:r>
-      <w:proofErr w:type="gramStart"/>
-      <w:r>
-        <w:rPr>
-          <w:sz w:val="32"/>
-          <w:szCs w:val="32"/>
-        </w:rPr>
-        <w:t>For</w:t>
-      </w:r>
-      <w:proofErr w:type="gramEnd"/>
-      <w:r>
-        <w:rPr>
-          <w:sz w:val="32"/>
-          <w:szCs w:val="32"/>
-        </w:rPr>
-        <w:t xml:space="preserve"> Interviews</w:t>
-      </w:r>
-    </w:p>
-    <w:p>
-      <w:pPr>
-        <w:rPr>
-          <w:sz w:val="32"/>
-          <w:szCs w:val="32"/>
-        </w:rPr>
-      </w:pPr>
-      <w:r>
-        <w:rPr>
-          <w:sz w:val="32"/>
-          <w:szCs w:val="32"/>
-        </w:rPr>
-        <w:t>Locator user =</w:t>
-      </w:r>
-      <w:proofErr w:type="spellStart"/>
-      <w:proofErr w:type="gramStart"/>
-      <w:r>
-        <w:rPr>
-          <w:sz w:val="32"/>
-          <w:szCs w:val="32"/>
-        </w:rPr>
-        <w:t>page.locator</w:t>
-      </w:r>
-      <w:proofErr w:type="spellEnd"/>
-      <w:proofErr w:type="gramEnd"/>
-      <w:r>
-        <w:rPr>
-          <w:sz w:val="32"/>
-          <w:szCs w:val="32"/>
-        </w:rPr>
-        <w:t>("#username");</w:t>
-      </w:r>
-    </w:p>
-    <w:p>
-      <w:pPr>
-        <w:rPr>
-          <w:sz w:val="32"/>
-          <w:szCs w:val="32"/>
-        </w:rPr>
-      </w:pPr>
-      <w:r>
-        <w:rPr>
-          <w:sz w:val="32"/>
-          <w:szCs w:val="32"/>
-        </w:rPr>
         <w:drawing>
           <wp:inline distT="0" distB="0" distL="0" distR="0" wp14:anchorId="5C3A0E90" wp14:editId="4380346C">
             <wp:extent cx="1962150" cy="3924299"/>
@@ -2918,6 +2098,7 @@
       </w:pPr>
       <w:r>
         <w:rPr>
+          <w:noProof/>
           <w:sz w:val="32"/>
           <w:szCs w:val="32"/>
         </w:rPr>
@@ -2996,6 +2177,7 @@
       </w:pPr>
       <w:r>
         <w:rPr>
+          <w:noProof/>
           <w:sz w:val="32"/>
           <w:szCs w:val="32"/>
         </w:rPr>
@@ -3098,23 +2280,12 @@
         </w:rPr>
         <w:t xml:space="preserve">By ID - </w:t>
       </w:r>
-      <w:proofErr w:type="spellStart"/>
-      <w:proofErr w:type="gramStart"/>
-      <w:r>
-        <w:rPr>
-          <w:sz w:val="32"/>
-          <w:szCs w:val="32"/>
-        </w:rPr>
-        <w:t>page.locator</w:t>
-      </w:r>
-      <w:proofErr w:type="spellEnd"/>
-      <w:proofErr w:type="gramEnd"/>
-      <w:r>
-        <w:rPr>
-          <w:sz w:val="32"/>
-          <w:szCs w:val="32"/>
-        </w:rPr>
-        <w:t>("#username");</w:t>
+      <w:r>
+        <w:rPr>
+          <w:sz w:val="32"/>
+          <w:szCs w:val="32"/>
+        </w:rPr>
+        <w:t>page.locator("#username");</w:t>
       </w:r>
     </w:p>
     <w:p>
@@ -3133,23 +2304,12 @@
         </w:rPr>
         <w:t xml:space="preserve">By CSS- </w:t>
       </w:r>
-      <w:proofErr w:type="spellStart"/>
-      <w:proofErr w:type="gramStart"/>
-      <w:r>
-        <w:rPr>
-          <w:sz w:val="32"/>
-          <w:szCs w:val="32"/>
-        </w:rPr>
-        <w:t>page.locator</w:t>
-      </w:r>
-      <w:proofErr w:type="spellEnd"/>
-      <w:proofErr w:type="gramEnd"/>
-      <w:r>
-        <w:rPr>
-          <w:sz w:val="32"/>
-          <w:szCs w:val="32"/>
-        </w:rPr>
-        <w:t>("input[name='username']");</w:t>
+      <w:r>
+        <w:rPr>
+          <w:sz w:val="32"/>
+          <w:szCs w:val="32"/>
+        </w:rPr>
+        <w:t>page.locator("input[name='username']");</w:t>
       </w:r>
     </w:p>
     <w:p>
@@ -3168,23 +2328,12 @@
         </w:rPr>
         <w:t xml:space="preserve">By Text - </w:t>
       </w:r>
-      <w:proofErr w:type="spellStart"/>
-      <w:proofErr w:type="gramStart"/>
-      <w:r>
-        <w:rPr>
-          <w:sz w:val="32"/>
-          <w:szCs w:val="32"/>
-        </w:rPr>
-        <w:t>page.getByText</w:t>
-      </w:r>
-      <w:proofErr w:type="spellEnd"/>
-      <w:proofErr w:type="gramEnd"/>
-      <w:r>
-        <w:rPr>
-          <w:sz w:val="32"/>
-          <w:szCs w:val="32"/>
-        </w:rPr>
-        <w:t>("Login");</w:t>
+      <w:r>
+        <w:rPr>
+          <w:sz w:val="32"/>
+          <w:szCs w:val="32"/>
+        </w:rPr>
+        <w:t>page.getByText("Login");</w:t>
       </w:r>
     </w:p>
     <w:p>
@@ -3203,23 +2352,12 @@
         </w:rPr>
         <w:t xml:space="preserve">By Placeholder - </w:t>
       </w:r>
-      <w:proofErr w:type="spellStart"/>
-      <w:proofErr w:type="gramStart"/>
-      <w:r>
-        <w:rPr>
-          <w:sz w:val="32"/>
-          <w:szCs w:val="32"/>
-        </w:rPr>
-        <w:t>page.getByPlaceholder</w:t>
-      </w:r>
-      <w:proofErr w:type="spellEnd"/>
-      <w:proofErr w:type="gramEnd"/>
-      <w:r>
-        <w:rPr>
-          <w:sz w:val="32"/>
-          <w:szCs w:val="32"/>
-        </w:rPr>
-        <w:t>("Enter Username");</w:t>
+      <w:r>
+        <w:rPr>
+          <w:sz w:val="32"/>
+          <w:szCs w:val="32"/>
+        </w:rPr>
+        <w:t>page.getByPlaceholder("Enter Username");</w:t>
       </w:r>
     </w:p>
     <w:p>
@@ -3238,39 +2376,12 @@
         </w:rPr>
         <w:t xml:space="preserve">By Role- </w:t>
       </w:r>
-      <w:proofErr w:type="spellStart"/>
-      <w:proofErr w:type="gramStart"/>
-      <w:r>
-        <w:rPr>
-          <w:sz w:val="32"/>
-          <w:szCs w:val="32"/>
-        </w:rPr>
-        <w:t>page.getByRole</w:t>
-      </w:r>
-      <w:proofErr w:type="spellEnd"/>
-      <w:proofErr w:type="gramEnd"/>
-      <w:r>
-        <w:rPr>
-          <w:sz w:val="32"/>
-          <w:szCs w:val="32"/>
-        </w:rPr>
-        <w:t>(</w:t>
-      </w:r>
-      <w:proofErr w:type="spellStart"/>
-      <w:r>
-        <w:rPr>
-          <w:sz w:val="32"/>
-          <w:szCs w:val="32"/>
-        </w:rPr>
-        <w:t>AriaRole.BUTTON</w:t>
-      </w:r>
-      <w:proofErr w:type="spellEnd"/>
-      <w:r>
-        <w:rPr>
-          <w:sz w:val="32"/>
-          <w:szCs w:val="32"/>
-        </w:rPr>
-        <w:t>);</w:t>
+      <w:r>
+        <w:rPr>
+          <w:sz w:val="32"/>
+          <w:szCs w:val="32"/>
+        </w:rPr>
+        <w:t>page.getByRole(AriaRole.BUTTON);</w:t>
       </w:r>
     </w:p>
     <w:p>
@@ -3289,23 +2400,12 @@
         </w:rPr>
         <w:t xml:space="preserve">By Label - </w:t>
       </w:r>
-      <w:proofErr w:type="spellStart"/>
-      <w:proofErr w:type="gramStart"/>
-      <w:r>
-        <w:rPr>
-          <w:sz w:val="32"/>
-          <w:szCs w:val="32"/>
-        </w:rPr>
-        <w:t>page.getByLabel</w:t>
-      </w:r>
-      <w:proofErr w:type="spellEnd"/>
-      <w:proofErr w:type="gramEnd"/>
-      <w:r>
-        <w:rPr>
-          <w:sz w:val="32"/>
-          <w:szCs w:val="32"/>
-        </w:rPr>
-        <w:t>("Username");</w:t>
+      <w:r>
+        <w:rPr>
+          <w:sz w:val="32"/>
+          <w:szCs w:val="32"/>
+        </w:rPr>
+        <w:t>page.getByLabel("Username");</w:t>
       </w:r>
     </w:p>
     <w:p>
@@ -3332,6 +2432,7 @@
       </w:pPr>
       <w:r>
         <w:rPr>
+          <w:noProof/>
           <w:sz w:val="32"/>
           <w:szCs w:val="32"/>
         </w:rPr>
@@ -3424,121 +2525,74 @@
           <w:szCs w:val="32"/>
         </w:rPr>
       </w:pPr>
-      <w:proofErr w:type="gramStart"/>
-      <w:r>
-        <w:rPr>
-          <w:b/>
-          <w:bCs/>
-          <w:sz w:val="32"/>
-          <w:szCs w:val="32"/>
-        </w:rPr>
-        <w:t>Selenium  -</w:t>
-      </w:r>
-      <w:proofErr w:type="gramEnd"/>
-      <w:r>
-        <w:rPr>
-          <w:b/>
-          <w:bCs/>
+      <w:r>
+        <w:rPr>
+          <w:b/>
+          <w:bCs/>
+          <w:sz w:val="32"/>
+          <w:szCs w:val="32"/>
+        </w:rPr>
+        <w:t xml:space="preserve">Selenium  - </w:t>
+      </w:r>
+      <w:r>
+        <w:rPr>
+          <w:sz w:val="32"/>
+          <w:szCs w:val="32"/>
+        </w:rPr>
+        <w:t>sendKeys("Admin");</w:t>
+      </w:r>
+    </w:p>
+    <w:p>
+      <w:pPr>
+        <w:rPr>
+          <w:sz w:val="32"/>
+          <w:szCs w:val="32"/>
+        </w:rPr>
+      </w:pPr>
+      <w:r>
+        <w:rPr>
+          <w:b/>
+          <w:bCs/>
+          <w:sz w:val="32"/>
+          <w:szCs w:val="32"/>
+        </w:rPr>
+        <w:t xml:space="preserve">Playwright - </w:t>
+      </w:r>
+      <w:r>
+        <w:rPr>
+          <w:sz w:val="32"/>
+          <w:szCs w:val="32"/>
+        </w:rPr>
+        <w:t>fill("Admin");</w:t>
+      </w:r>
+    </w:p>
+    <w:p>
+      <w:pPr>
+        <w:rPr>
+          <w:sz w:val="32"/>
+          <w:szCs w:val="32"/>
+        </w:rPr>
+      </w:pPr>
+      <w:r>
+        <w:rPr>
+          <w:sz w:val="32"/>
+          <w:szCs w:val="32"/>
+        </w:rPr>
+        <w:t>Example:</w:t>
+      </w:r>
+      <w:r>
+        <w:rPr>
           <w:sz w:val="32"/>
           <w:szCs w:val="32"/>
         </w:rPr>
         <w:t xml:space="preserve"> </w:t>
       </w:r>
-      <w:proofErr w:type="spellStart"/>
-      <w:r>
-        <w:rPr>
-          <w:sz w:val="32"/>
-          <w:szCs w:val="32"/>
-        </w:rPr>
-        <w:t>sendKeys</w:t>
-      </w:r>
-      <w:proofErr w:type="spellEnd"/>
-      <w:r>
-        <w:rPr>
-          <w:sz w:val="32"/>
-          <w:szCs w:val="32"/>
-        </w:rPr>
-        <w:t>("Admin");</w:t>
-      </w:r>
-    </w:p>
-    <w:p>
-      <w:pPr>
-        <w:rPr>
-          <w:sz w:val="32"/>
-          <w:szCs w:val="32"/>
-        </w:rPr>
-      </w:pPr>
-      <w:r>
-        <w:rPr>
-          <w:b/>
-          <w:bCs/>
-          <w:sz w:val="32"/>
-          <w:szCs w:val="32"/>
-        </w:rPr>
-        <w:t xml:space="preserve">Playwright - </w:t>
-      </w:r>
-      <w:r>
-        <w:rPr>
-          <w:sz w:val="32"/>
-          <w:szCs w:val="32"/>
-        </w:rPr>
-        <w:t>fill("Admin");</w:t>
-      </w:r>
-    </w:p>
-    <w:p>
-      <w:pPr>
-        <w:rPr>
-          <w:sz w:val="32"/>
-          <w:szCs w:val="32"/>
-        </w:rPr>
-      </w:pPr>
-      <w:r>
-        <w:rPr>
-          <w:sz w:val="32"/>
-          <w:szCs w:val="32"/>
-        </w:rPr>
-        <w:t>Example:</w:t>
-      </w:r>
-      <w:r>
-        <w:rPr>
-          <w:sz w:val="32"/>
-          <w:szCs w:val="32"/>
-        </w:rPr>
-        <w:t xml:space="preserve"> </w:t>
-      </w:r>
-      <w:proofErr w:type="spellStart"/>
-      <w:proofErr w:type="gramStart"/>
-      <w:r>
-        <w:rPr>
-          <w:sz w:val="32"/>
-          <w:szCs w:val="32"/>
-        </w:rPr>
-        <w:t>page.locator</w:t>
-      </w:r>
-      <w:proofErr w:type="spellEnd"/>
-      <w:proofErr w:type="gramEnd"/>
-      <w:r>
-        <w:rPr>
-          <w:sz w:val="32"/>
-          <w:szCs w:val="32"/>
-        </w:rPr>
-        <w:t>("#user"</w:t>
-      </w:r>
-      <w:proofErr w:type="gramStart"/>
-      <w:r>
-        <w:rPr>
-          <w:sz w:val="32"/>
-          <w:szCs w:val="32"/>
-        </w:rPr>
-        <w:t>).fill</w:t>
-      </w:r>
-      <w:proofErr w:type="gramEnd"/>
-      <w:r>
-        <w:rPr>
-          <w:sz w:val="32"/>
-          <w:szCs w:val="32"/>
-        </w:rPr>
-        <w:t>("Admin");</w:t>
+      <w:r>
+        <w:rPr>
+          <w:sz w:val="32"/>
+          <w:szCs w:val="32"/>
+        </w:rPr>
+        <w:t>page.locator("#user").fill("Admin");</w:t>
       </w:r>
     </w:p>
     <w:p>
@@ -3566,39 +2620,12 @@
         </w:rPr>
         <w:t xml:space="preserve"> - </w:t>
       </w:r>
-      <w:proofErr w:type="spellStart"/>
-      <w:proofErr w:type="gramStart"/>
-      <w:r>
-        <w:rPr>
-          <w:sz w:val="32"/>
-          <w:szCs w:val="32"/>
-        </w:rPr>
-        <w:t>page.locator</w:t>
-      </w:r>
-      <w:proofErr w:type="spellEnd"/>
-      <w:proofErr w:type="gramEnd"/>
-      <w:r>
-        <w:rPr>
-          <w:sz w:val="32"/>
-          <w:szCs w:val="32"/>
-        </w:rPr>
-        <w:t>("#login"</w:t>
-      </w:r>
-      <w:proofErr w:type="gramStart"/>
-      <w:r>
-        <w:rPr>
-          <w:sz w:val="32"/>
-          <w:szCs w:val="32"/>
-        </w:rPr>
-        <w:t>).click</w:t>
-      </w:r>
-      <w:proofErr w:type="gramEnd"/>
-      <w:r>
-        <w:rPr>
-          <w:sz w:val="32"/>
-          <w:szCs w:val="32"/>
-        </w:rPr>
-        <w:t>();</w:t>
+      <w:r>
+        <w:rPr>
+          <w:sz w:val="32"/>
+          <w:szCs w:val="32"/>
+        </w:rPr>
+        <w:t>page.locator("#login").click();</w:t>
       </w:r>
     </w:p>
     <w:p>
@@ -3626,39 +2653,12 @@
         </w:rPr>
         <w:t xml:space="preserve">- </w:t>
       </w:r>
-      <w:proofErr w:type="spellStart"/>
-      <w:proofErr w:type="gramStart"/>
-      <w:r>
-        <w:rPr>
-          <w:sz w:val="32"/>
-          <w:szCs w:val="32"/>
-        </w:rPr>
-        <w:t>page.locator</w:t>
-      </w:r>
-      <w:proofErr w:type="spellEnd"/>
-      <w:proofErr w:type="gramEnd"/>
-      <w:r>
-        <w:rPr>
-          <w:sz w:val="32"/>
-          <w:szCs w:val="32"/>
-        </w:rPr>
-        <w:t>("#agree"</w:t>
-      </w:r>
-      <w:proofErr w:type="gramStart"/>
-      <w:r>
-        <w:rPr>
-          <w:sz w:val="32"/>
-          <w:szCs w:val="32"/>
-        </w:rPr>
-        <w:t>).check</w:t>
-      </w:r>
-      <w:proofErr w:type="gramEnd"/>
-      <w:r>
-        <w:rPr>
-          <w:sz w:val="32"/>
-          <w:szCs w:val="32"/>
-        </w:rPr>
-        <w:t>();</w:t>
+      <w:r>
+        <w:rPr>
+          <w:sz w:val="32"/>
+          <w:szCs w:val="32"/>
+        </w:rPr>
+        <w:t>page.locator("#agree").check();</w:t>
       </w:r>
     </w:p>
     <w:p>
@@ -3686,39 +2686,12 @@
         </w:rPr>
         <w:t xml:space="preserve">- </w:t>
       </w:r>
-      <w:proofErr w:type="spellStart"/>
-      <w:proofErr w:type="gramStart"/>
-      <w:r>
-        <w:rPr>
-          <w:sz w:val="32"/>
-          <w:szCs w:val="32"/>
-        </w:rPr>
-        <w:t>page.locator</w:t>
-      </w:r>
-      <w:proofErr w:type="spellEnd"/>
-      <w:proofErr w:type="gramEnd"/>
-      <w:r>
-        <w:rPr>
-          <w:sz w:val="32"/>
-          <w:szCs w:val="32"/>
-        </w:rPr>
-        <w:t>("#male"</w:t>
-      </w:r>
-      <w:proofErr w:type="gramStart"/>
-      <w:r>
-        <w:rPr>
-          <w:sz w:val="32"/>
-          <w:szCs w:val="32"/>
-        </w:rPr>
-        <w:t>).check</w:t>
-      </w:r>
-      <w:proofErr w:type="gramEnd"/>
-      <w:r>
-        <w:rPr>
-          <w:sz w:val="32"/>
-          <w:szCs w:val="32"/>
-        </w:rPr>
-        <w:t>(); </w:t>
+      <w:r>
+        <w:rPr>
+          <w:sz w:val="32"/>
+          <w:szCs w:val="32"/>
+        </w:rPr>
+        <w:t>page.locator("#male").check(); </w:t>
       </w:r>
     </w:p>
     <w:p>
@@ -3753,66 +2726,14 @@
           <w:sz w:val="32"/>
           <w:szCs w:val="32"/>
         </w:rPr>
-        <w:t xml:space="preserve"> </w:t>
-      </w:r>
-      <w:proofErr w:type="gramStart"/>
-      <w:r>
-        <w:rPr>
-          <w:b/>
-          <w:bCs/>
-          <w:sz w:val="32"/>
-          <w:szCs w:val="32"/>
-        </w:rPr>
-        <w:t xml:space="preserve">-  </w:t>
-      </w:r>
-      <w:proofErr w:type="spellStart"/>
-      <w:r>
-        <w:rPr>
-          <w:sz w:val="32"/>
-          <w:szCs w:val="32"/>
-        </w:rPr>
-        <w:t>page</w:t>
-      </w:r>
-      <w:proofErr w:type="gramEnd"/>
-      <w:r>
-        <w:rPr>
-          <w:sz w:val="32"/>
-          <w:szCs w:val="32"/>
-        </w:rPr>
-        <w:t>.locator</w:t>
-      </w:r>
-      <w:proofErr w:type="spellEnd"/>
-      <w:r>
-        <w:rPr>
-          <w:sz w:val="32"/>
-          <w:szCs w:val="32"/>
-        </w:rPr>
-        <w:t>("#country"</w:t>
-      </w:r>
-      <w:proofErr w:type="gramStart"/>
-      <w:r>
-        <w:rPr>
-          <w:sz w:val="32"/>
-          <w:szCs w:val="32"/>
-        </w:rPr>
-        <w:t>).</w:t>
-      </w:r>
-      <w:proofErr w:type="spellStart"/>
-      <w:r>
-        <w:rPr>
-          <w:sz w:val="32"/>
-          <w:szCs w:val="32"/>
-        </w:rPr>
-        <w:t>selectOption</w:t>
-      </w:r>
-      <w:proofErr w:type="spellEnd"/>
-      <w:proofErr w:type="gramEnd"/>
-      <w:r>
-        <w:rPr>
-          <w:sz w:val="32"/>
-          <w:szCs w:val="32"/>
-        </w:rPr>
-        <w:t>("India");</w:t>
+        <w:t xml:space="preserve"> -  </w:t>
+      </w:r>
+      <w:r>
+        <w:rPr>
+          <w:sz w:val="32"/>
+          <w:szCs w:val="32"/>
+        </w:rPr>
+        <w:t>page.locator("#country").selectOption("India");</w:t>
       </w:r>
     </w:p>
     <w:p>
@@ -3844,7 +2765,6 @@
         </w:rPr>
         <w:t xml:space="preserve"> - </w:t>
       </w:r>
-      <w:proofErr w:type="gramStart"/>
       <w:r>
         <w:rPr>
           <w:sz w:val="32"/>
@@ -3857,9 +2777,44 @@
           <w:sz w:val="32"/>
           <w:szCs w:val="32"/>
         </w:rPr>
-        <w:t xml:space="preserve"> ,</w:t>
-      </w:r>
-      <w:proofErr w:type="gramEnd"/>
+        <w:t xml:space="preserve"> , </w:t>
+      </w:r>
+      <w:r>
+        <w:rPr>
+          <w:sz w:val="32"/>
+          <w:szCs w:val="32"/>
+        </w:rPr>
+        <w:t>click()</w:t>
+      </w:r>
+      <w:r>
+        <w:rPr>
+          <w:sz w:val="32"/>
+          <w:szCs w:val="32"/>
+        </w:rPr>
+        <w:t xml:space="preserve"> , </w:t>
+      </w:r>
+      <w:r>
+        <w:rPr>
+          <w:sz w:val="32"/>
+          <w:szCs w:val="32"/>
+        </w:rPr>
+        <w:t>dblclick()</w:t>
+      </w:r>
+    </w:p>
+    <w:p>
+      <w:pPr>
+        <w:rPr>
+          <w:sz w:val="32"/>
+          <w:szCs w:val="32"/>
+        </w:rPr>
+      </w:pPr>
+      <w:r>
+        <w:rPr>
+          <w:sz w:val="32"/>
+          <w:szCs w:val="32"/>
+        </w:rPr>
+        <w:t>Example:</w:t>
+      </w:r>
       <w:r>
         <w:rPr>
           <w:sz w:val="32"/>
@@ -3867,109 +2822,12 @@
         </w:rPr>
         <w:t xml:space="preserve"> </w:t>
       </w:r>
-      <w:proofErr w:type="gramStart"/>
-      <w:r>
-        <w:rPr>
-          <w:sz w:val="32"/>
-          <w:szCs w:val="32"/>
-        </w:rPr>
-        <w:t>click()</w:t>
-      </w:r>
-      <w:r>
-        <w:rPr>
-          <w:sz w:val="32"/>
-          <w:szCs w:val="32"/>
-        </w:rPr>
-        <w:t xml:space="preserve"> ,</w:t>
-      </w:r>
-      <w:proofErr w:type="gramEnd"/>
-      <w:r>
-        <w:rPr>
-          <w:sz w:val="32"/>
-          <w:szCs w:val="32"/>
-        </w:rPr>
-        <w:t xml:space="preserve"> </w:t>
-      </w:r>
-      <w:proofErr w:type="spellStart"/>
-      <w:proofErr w:type="gramStart"/>
-      <w:r>
-        <w:rPr>
-          <w:sz w:val="32"/>
-          <w:szCs w:val="32"/>
-        </w:rPr>
-        <w:t>dblclick</w:t>
-      </w:r>
-      <w:proofErr w:type="spellEnd"/>
-      <w:r>
-        <w:rPr>
-          <w:sz w:val="32"/>
-          <w:szCs w:val="32"/>
-        </w:rPr>
-        <w:t>(</w:t>
-      </w:r>
-      <w:proofErr w:type="gramEnd"/>
-      <w:r>
-        <w:rPr>
-          <w:sz w:val="32"/>
-          <w:szCs w:val="32"/>
-        </w:rPr>
-        <w:t>)</w:t>
-      </w:r>
-    </w:p>
-    <w:p>
-      <w:pPr>
-        <w:rPr>
-          <w:sz w:val="32"/>
-          <w:szCs w:val="32"/>
-        </w:rPr>
-      </w:pPr>
-      <w:r>
-        <w:rPr>
-          <w:sz w:val="32"/>
-          <w:szCs w:val="32"/>
-        </w:rPr>
-        <w:t>Example:</w:t>
-      </w:r>
-      <w:r>
-        <w:rPr>
-          <w:sz w:val="32"/>
-          <w:szCs w:val="32"/>
-        </w:rPr>
-        <w:t xml:space="preserve"> </w:t>
-      </w:r>
-      <w:proofErr w:type="spellStart"/>
-      <w:proofErr w:type="gramStart"/>
-      <w:r>
-        <w:rPr>
-          <w:sz w:val="32"/>
-          <w:szCs w:val="32"/>
-        </w:rPr>
-        <w:t>page.locator</w:t>
-      </w:r>
-      <w:proofErr w:type="spellEnd"/>
-      <w:proofErr w:type="gramEnd"/>
-      <w:r>
-        <w:rPr>
-          <w:sz w:val="32"/>
-          <w:szCs w:val="32"/>
-        </w:rPr>
-        <w:t>("#menu"</w:t>
-      </w:r>
-      <w:proofErr w:type="gramStart"/>
-      <w:r>
-        <w:rPr>
-          <w:sz w:val="32"/>
-          <w:szCs w:val="32"/>
-        </w:rPr>
-        <w:t>).hover</w:t>
-      </w:r>
-      <w:proofErr w:type="gramEnd"/>
-      <w:r>
-        <w:rPr>
-          <w:sz w:val="32"/>
-          <w:szCs w:val="32"/>
-        </w:rPr>
-        <w:t>();  </w:t>
+      <w:r>
+        <w:rPr>
+          <w:sz w:val="32"/>
+          <w:szCs w:val="32"/>
+        </w:rPr>
+        <w:t>page.locator("#menu").hover();  </w:t>
       </w:r>
     </w:p>
     <w:p>
@@ -3997,50 +2855,24 @@
         </w:rPr>
         <w:t xml:space="preserve">- </w:t>
       </w:r>
-      <w:proofErr w:type="spellStart"/>
-      <w:proofErr w:type="gramStart"/>
-      <w:r>
-        <w:rPr>
-          <w:sz w:val="32"/>
-          <w:szCs w:val="32"/>
-        </w:rPr>
-        <w:t>page.keyboard</w:t>
-      </w:r>
-      <w:proofErr w:type="spellEnd"/>
-      <w:proofErr w:type="gramEnd"/>
-      <w:r>
-        <w:rPr>
-          <w:sz w:val="32"/>
-          <w:szCs w:val="32"/>
-        </w:rPr>
-        <w:t>(</w:t>
-      </w:r>
-      <w:proofErr w:type="gramStart"/>
-      <w:r>
-        <w:rPr>
-          <w:sz w:val="32"/>
-          <w:szCs w:val="32"/>
-        </w:rPr>
-        <w:t>).press</w:t>
-      </w:r>
-      <w:proofErr w:type="gramEnd"/>
-      <w:r>
-        <w:rPr>
-          <w:sz w:val="32"/>
-          <w:szCs w:val="32"/>
-        </w:rPr>
-        <w:t>("Enter"); </w:t>
-      </w:r>
-    </w:p>
-    <w:p>
-      <w:pPr>
-        <w:rPr>
-          <w:sz w:val="32"/>
-          <w:szCs w:val="32"/>
-        </w:rPr>
-      </w:pPr>
-      <w:r>
-        <w:rPr>
+      <w:r>
+        <w:rPr>
+          <w:sz w:val="32"/>
+          <w:szCs w:val="32"/>
+        </w:rPr>
+        <w:t>page.keyboard().press("Enter"); </w:t>
+      </w:r>
+    </w:p>
+    <w:p>
+      <w:pPr>
+        <w:rPr>
+          <w:sz w:val="32"/>
+          <w:szCs w:val="32"/>
+        </w:rPr>
+      </w:pPr>
+      <w:r>
+        <w:rPr>
+          <w:noProof/>
           <w:sz w:val="32"/>
           <w:szCs w:val="32"/>
         </w:rPr>
@@ -4111,6 +2943,7 @@
       </w:r>
       <w:r>
         <w:rPr>
+          <w:noProof/>
           <w:sz w:val="32"/>
           <w:szCs w:val="32"/>
         </w:rPr>
@@ -4188,6 +3021,7 @@
       </w:r>
       <w:r>
         <w:rPr>
+          <w:noProof/>
           <w:sz w:val="32"/>
           <w:szCs w:val="32"/>
         </w:rPr>
@@ -4266,6 +3100,7 @@
       </w:pPr>
       <w:r>
         <w:rPr>
+          <w:noProof/>
           <w:sz w:val="32"/>
           <w:szCs w:val="32"/>
         </w:rPr>
@@ -4363,41 +3198,7 @@
           <w:sz w:val="32"/>
           <w:szCs w:val="32"/>
         </w:rPr>
-        <w:t xml:space="preserve">Page </w:t>
-      </w:r>
-      <w:proofErr w:type="spellStart"/>
-      <w:r>
-        <w:rPr>
-          <w:sz w:val="32"/>
-          <w:szCs w:val="32"/>
-        </w:rPr>
-        <w:t>newTab</w:t>
-      </w:r>
-      <w:proofErr w:type="spellEnd"/>
-      <w:r>
-        <w:rPr>
-          <w:sz w:val="32"/>
-          <w:szCs w:val="32"/>
-        </w:rPr>
-        <w:t xml:space="preserve"> =</w:t>
-      </w:r>
-      <w:proofErr w:type="spellStart"/>
-      <w:proofErr w:type="gramStart"/>
-      <w:r>
-        <w:rPr>
-          <w:sz w:val="32"/>
-          <w:szCs w:val="32"/>
-        </w:rPr>
-        <w:t>context.newPage</w:t>
-      </w:r>
-      <w:proofErr w:type="spellEnd"/>
-      <w:proofErr w:type="gramEnd"/>
-      <w:r>
-        <w:rPr>
-          <w:sz w:val="32"/>
-          <w:szCs w:val="32"/>
-        </w:rPr>
-        <w:t>();</w:t>
+        <w:t>Page newTab =context.newPage();</w:t>
       </w:r>
     </w:p>
     <w:p>
@@ -4480,60 +3281,28 @@
           <w:sz w:val="32"/>
           <w:szCs w:val="32"/>
         </w:rPr>
-        <w:t xml:space="preserve">Implicit </w:t>
-      </w:r>
-      <w:proofErr w:type="gramStart"/>
-      <w:r>
-        <w:rPr>
-          <w:sz w:val="32"/>
-          <w:szCs w:val="32"/>
-        </w:rPr>
-        <w:t>Wait</w:t>
-      </w:r>
-      <w:r>
-        <w:rPr>
-          <w:sz w:val="32"/>
-          <w:szCs w:val="32"/>
-        </w:rPr>
-        <w:t xml:space="preserve"> ,</w:t>
-      </w:r>
-      <w:proofErr w:type="gramEnd"/>
-      <w:r>
-        <w:rPr>
-          <w:sz w:val="32"/>
-          <w:szCs w:val="32"/>
-        </w:rPr>
-        <w:t xml:space="preserve"> </w:t>
-      </w:r>
-      <w:r>
-        <w:rPr>
-          <w:sz w:val="32"/>
-          <w:szCs w:val="32"/>
-        </w:rPr>
-        <w:t xml:space="preserve">Explicit </w:t>
-      </w:r>
-      <w:proofErr w:type="gramStart"/>
-      <w:r>
-        <w:rPr>
-          <w:sz w:val="32"/>
-          <w:szCs w:val="32"/>
-        </w:rPr>
-        <w:t>Wait</w:t>
-      </w:r>
-      <w:r>
-        <w:rPr>
-          <w:sz w:val="32"/>
-          <w:szCs w:val="32"/>
-        </w:rPr>
-        <w:t xml:space="preserve"> ,</w:t>
-      </w:r>
-      <w:proofErr w:type="gramEnd"/>
-      <w:r>
-        <w:rPr>
-          <w:sz w:val="32"/>
-          <w:szCs w:val="32"/>
-        </w:rPr>
-        <w:t xml:space="preserve"> </w:t>
+        <w:t>Implicit Wait</w:t>
+      </w:r>
+      <w:r>
+        <w:rPr>
+          <w:sz w:val="32"/>
+          <w:szCs w:val="32"/>
+        </w:rPr>
+        <w:t xml:space="preserve"> , </w:t>
+      </w:r>
+      <w:r>
+        <w:rPr>
+          <w:sz w:val="32"/>
+          <w:szCs w:val="32"/>
+        </w:rPr>
+        <w:t>Explicit Wait</w:t>
+      </w:r>
+      <w:r>
+        <w:rPr>
+          <w:sz w:val="32"/>
+          <w:szCs w:val="32"/>
+        </w:rPr>
+        <w:t xml:space="preserve"> , </w:t>
       </w:r>
       <w:r>
         <w:rPr>
@@ -4620,39 +3389,12 @@
         </w:rPr>
         <w:t xml:space="preserve"> - </w:t>
       </w:r>
-      <w:proofErr w:type="spellStart"/>
-      <w:proofErr w:type="gramStart"/>
-      <w:r>
-        <w:rPr>
-          <w:sz w:val="32"/>
-          <w:szCs w:val="32"/>
-        </w:rPr>
-        <w:t>page.locator</w:t>
-      </w:r>
-      <w:proofErr w:type="spellEnd"/>
-      <w:proofErr w:type="gramEnd"/>
-      <w:r>
-        <w:rPr>
-          <w:sz w:val="32"/>
-          <w:szCs w:val="32"/>
-        </w:rPr>
-        <w:t>("#login"</w:t>
-      </w:r>
-      <w:proofErr w:type="gramStart"/>
-      <w:r>
-        <w:rPr>
-          <w:sz w:val="32"/>
-          <w:szCs w:val="32"/>
-        </w:rPr>
-        <w:t>).click</w:t>
-      </w:r>
-      <w:proofErr w:type="gramEnd"/>
-      <w:r>
-        <w:rPr>
-          <w:sz w:val="32"/>
-          <w:szCs w:val="32"/>
-        </w:rPr>
-        <w:t>(); </w:t>
+      <w:r>
+        <w:rPr>
+          <w:sz w:val="32"/>
+          <w:szCs w:val="32"/>
+        </w:rPr>
+        <w:t>page.locator("#login").click(); </w:t>
       </w:r>
     </w:p>
     <w:p>
@@ -4775,6 +3517,7 @@
       </w:pPr>
       <w:r>
         <w:rPr>
+          <w:noProof/>
           <w:sz w:val="32"/>
           <w:szCs w:val="32"/>
         </w:rPr>
@@ -4863,45 +3606,14 @@
           <w:sz w:val="32"/>
           <w:szCs w:val="32"/>
         </w:rPr>
-        <w:t xml:space="preserve">Wait For </w:t>
-      </w:r>
-      <w:proofErr w:type="gramStart"/>
-      <w:r>
-        <w:rPr>
-          <w:b/>
-          <w:bCs/>
-          <w:sz w:val="32"/>
-          <w:szCs w:val="32"/>
-        </w:rPr>
-        <w:t>Element  -</w:t>
-      </w:r>
-      <w:proofErr w:type="gramEnd"/>
-      <w:r>
-        <w:rPr>
-          <w:b/>
-          <w:bCs/>
-          <w:sz w:val="32"/>
-          <w:szCs w:val="32"/>
-        </w:rPr>
-        <w:t xml:space="preserve"> </w:t>
-      </w:r>
-      <w:proofErr w:type="spellStart"/>
-      <w:proofErr w:type="gramStart"/>
-      <w:r>
-        <w:rPr>
-          <w:sz w:val="32"/>
-          <w:szCs w:val="32"/>
-        </w:rPr>
-        <w:t>page.waitForSelector</w:t>
-      </w:r>
-      <w:proofErr w:type="spellEnd"/>
-      <w:proofErr w:type="gramEnd"/>
-      <w:r>
-        <w:rPr>
-          <w:sz w:val="32"/>
-          <w:szCs w:val="32"/>
-        </w:rPr>
-        <w:t>("#login");</w:t>
+        <w:t xml:space="preserve">Wait For Element  - </w:t>
+      </w:r>
+      <w:r>
+        <w:rPr>
+          <w:sz w:val="32"/>
+          <w:szCs w:val="32"/>
+        </w:rPr>
+        <w:t>page.waitForSelector("#login");</w:t>
       </w:r>
     </w:p>
     <w:p>
@@ -4926,23 +3638,12 @@
         </w:rPr>
         <w:t xml:space="preserve">Wait For URL - </w:t>
       </w:r>
-      <w:proofErr w:type="spellStart"/>
-      <w:proofErr w:type="gramStart"/>
-      <w:r>
-        <w:rPr>
-          <w:sz w:val="32"/>
-          <w:szCs w:val="32"/>
-        </w:rPr>
-        <w:t>page.waitForURL</w:t>
-      </w:r>
-      <w:proofErr w:type="spellEnd"/>
-      <w:proofErr w:type="gramEnd"/>
-      <w:r>
-        <w:rPr>
-          <w:sz w:val="32"/>
-          <w:szCs w:val="32"/>
-        </w:rPr>
-        <w:t>("**/dashboard");</w:t>
+      <w:r>
+        <w:rPr>
+          <w:sz w:val="32"/>
+          <w:szCs w:val="32"/>
+        </w:rPr>
+        <w:t>page.waitForURL("**/dashboard");</w:t>
       </w:r>
     </w:p>
     <w:p>
@@ -4978,48 +3679,7 @@
           <w:sz w:val="32"/>
           <w:szCs w:val="32"/>
         </w:rPr>
-        <w:t xml:space="preserve"> </w:t>
-      </w:r>
-      <w:proofErr w:type="spellStart"/>
-      <w:r>
-        <w:rPr>
-          <w:sz w:val="32"/>
-          <w:szCs w:val="32"/>
-        </w:rPr>
-        <w:t>assertThat</w:t>
-      </w:r>
-      <w:proofErr w:type="spellEnd"/>
-      <w:r>
-        <w:rPr>
-          <w:sz w:val="32"/>
-          <w:szCs w:val="32"/>
-        </w:rPr>
-        <w:t>(locator</w:t>
-      </w:r>
-      <w:proofErr w:type="gramStart"/>
-      <w:r>
-        <w:rPr>
-          <w:sz w:val="32"/>
-          <w:szCs w:val="32"/>
-        </w:rPr>
-        <w:t>) .</w:t>
-      </w:r>
-      <w:proofErr w:type="spellStart"/>
-      <w:r>
-        <w:rPr>
-          <w:sz w:val="32"/>
-          <w:szCs w:val="32"/>
-        </w:rPr>
-        <w:t>isVisible</w:t>
-      </w:r>
-      <w:proofErr w:type="spellEnd"/>
-      <w:proofErr w:type="gramEnd"/>
-      <w:r>
-        <w:rPr>
-          <w:sz w:val="32"/>
-          <w:szCs w:val="32"/>
-        </w:rPr>
-        <w:t>();</w:t>
+        <w:t xml:space="preserve"> assertThat(locator) .isVisible();</w:t>
       </w:r>
     </w:p>
     <w:p>
@@ -5050,46 +3710,12 @@
         </w:rPr>
         <w:t xml:space="preserve"> - </w:t>
       </w:r>
-      <w:proofErr w:type="spellStart"/>
-      <w:r>
-        <w:rPr>
-          <w:sz w:val="32"/>
-          <w:szCs w:val="32"/>
-        </w:rPr>
-        <w:t>assertThat</w:t>
-      </w:r>
-      <w:proofErr w:type="spellEnd"/>
-      <w:r>
-        <w:rPr>
-          <w:sz w:val="32"/>
-          <w:szCs w:val="32"/>
-        </w:rPr>
-        <w:t>(locator</w:t>
-      </w:r>
-      <w:proofErr w:type="gramStart"/>
-      <w:r>
-        <w:rPr>
-          <w:sz w:val="32"/>
-          <w:szCs w:val="32"/>
-        </w:rPr>
-        <w:t>) .</w:t>
-      </w:r>
-      <w:proofErr w:type="spellStart"/>
-      <w:r>
-        <w:rPr>
-          <w:sz w:val="32"/>
-          <w:szCs w:val="32"/>
-        </w:rPr>
-        <w:t>containsText</w:t>
-      </w:r>
-      <w:proofErr w:type="spellEnd"/>
-      <w:proofErr w:type="gramEnd"/>
-      <w:r>
-        <w:rPr>
-          <w:sz w:val="32"/>
-          <w:szCs w:val="32"/>
-        </w:rPr>
-        <w:t>("Success");</w:t>
+      <w:r>
+        <w:rPr>
+          <w:sz w:val="32"/>
+          <w:szCs w:val="32"/>
+        </w:rPr>
+        <w:t>assertThat(locator) .containsText("Success");</w:t>
       </w:r>
     </w:p>
     <w:p>
@@ -5103,46 +3729,12 @@
           <w:szCs w:val="32"/>
         </w:rPr>
       </w:pPr>
-      <w:proofErr w:type="spellStart"/>
-      <w:r>
-        <w:rPr>
-          <w:sz w:val="32"/>
-          <w:szCs w:val="32"/>
-        </w:rPr>
-        <w:t>assertThat</w:t>
-      </w:r>
-      <w:proofErr w:type="spellEnd"/>
-      <w:r>
-        <w:rPr>
-          <w:sz w:val="32"/>
-          <w:szCs w:val="32"/>
-        </w:rPr>
-        <w:t>(locator</w:t>
-      </w:r>
-      <w:proofErr w:type="gramStart"/>
-      <w:r>
-        <w:rPr>
-          <w:sz w:val="32"/>
-          <w:szCs w:val="32"/>
-        </w:rPr>
-        <w:t>).</w:t>
-      </w:r>
-      <w:proofErr w:type="spellStart"/>
-      <w:r>
-        <w:rPr>
-          <w:sz w:val="32"/>
-          <w:szCs w:val="32"/>
-        </w:rPr>
-        <w:t>isEnabled</w:t>
-      </w:r>
-      <w:proofErr w:type="spellEnd"/>
-      <w:proofErr w:type="gramEnd"/>
-      <w:r>
-        <w:rPr>
-          <w:sz w:val="32"/>
-          <w:szCs w:val="32"/>
-        </w:rPr>
-        <w:t>();</w:t>
+      <w:r>
+        <w:rPr>
+          <w:sz w:val="32"/>
+          <w:szCs w:val="32"/>
+        </w:rPr>
+        <w:t>assertThat(locator).isEnabled();</w:t>
       </w:r>
     </w:p>
     <w:p>
@@ -5156,46 +3748,12 @@
           <w:szCs w:val="32"/>
         </w:rPr>
       </w:pPr>
-      <w:proofErr w:type="spellStart"/>
-      <w:r>
-        <w:rPr>
-          <w:sz w:val="32"/>
-          <w:szCs w:val="32"/>
-        </w:rPr>
-        <w:t>assertThat</w:t>
-      </w:r>
-      <w:proofErr w:type="spellEnd"/>
-      <w:r>
-        <w:rPr>
-          <w:sz w:val="32"/>
-          <w:szCs w:val="32"/>
-        </w:rPr>
-        <w:t>(locator</w:t>
-      </w:r>
-      <w:proofErr w:type="gramStart"/>
-      <w:r>
-        <w:rPr>
-          <w:sz w:val="32"/>
-          <w:szCs w:val="32"/>
-        </w:rPr>
-        <w:t>).</w:t>
-      </w:r>
-      <w:proofErr w:type="spellStart"/>
-      <w:r>
-        <w:rPr>
-          <w:sz w:val="32"/>
-          <w:szCs w:val="32"/>
-        </w:rPr>
-        <w:t>isHidden</w:t>
-      </w:r>
-      <w:proofErr w:type="spellEnd"/>
-      <w:proofErr w:type="gramEnd"/>
-      <w:r>
-        <w:rPr>
-          <w:sz w:val="32"/>
-          <w:szCs w:val="32"/>
-        </w:rPr>
-        <w:t>();</w:t>
+      <w:r>
+        <w:rPr>
+          <w:sz w:val="32"/>
+          <w:szCs w:val="32"/>
+        </w:rPr>
+        <w:t>assertThat(locator).isHidden();</w:t>
       </w:r>
     </w:p>
     <w:p>
@@ -5237,6 +3795,7 @@
       </w:pPr>
       <w:r>
         <w:rPr>
+          <w:noProof/>
           <w:sz w:val="32"/>
           <w:szCs w:val="32"/>
         </w:rPr>
@@ -5315,6 +3874,7 @@
       </w:pPr>
       <w:r>
         <w:rPr>
+          <w:noProof/>
           <w:sz w:val="32"/>
           <w:szCs w:val="32"/>
         </w:rPr>
@@ -5456,74 +4016,29 @@
           <w:szCs w:val="32"/>
         </w:rPr>
       </w:pPr>
-      <w:proofErr w:type="gramStart"/>
-      <w:r>
-        <w:rPr>
-          <w:sz w:val="32"/>
-          <w:szCs w:val="32"/>
-        </w:rPr>
-        <w:t>Chromium ,</w:t>
-      </w:r>
-      <w:proofErr w:type="gramEnd"/>
-      <w:r>
-        <w:rPr>
-          <w:sz w:val="32"/>
-          <w:szCs w:val="32"/>
-        </w:rPr>
-        <w:t xml:space="preserve"> </w:t>
-      </w:r>
-      <w:proofErr w:type="gramStart"/>
-      <w:r>
-        <w:rPr>
-          <w:sz w:val="32"/>
-          <w:szCs w:val="32"/>
-        </w:rPr>
-        <w:t>Firefox ,</w:t>
-      </w:r>
-      <w:proofErr w:type="gramEnd"/>
-      <w:r>
-        <w:rPr>
-          <w:sz w:val="32"/>
-          <w:szCs w:val="32"/>
-        </w:rPr>
-        <w:t xml:space="preserve"> WebKit</w:t>
-      </w:r>
-    </w:p>
-    <w:p>
-      <w:pPr>
-        <w:rPr>
-          <w:sz w:val="32"/>
-          <w:szCs w:val="32"/>
-        </w:rPr>
-      </w:pPr>
-      <w:r>
-        <w:rPr>
-          <w:b/>
-          <w:bCs/>
-          <w:sz w:val="32"/>
-          <w:szCs w:val="32"/>
-        </w:rPr>
-        <w:t xml:space="preserve">3. What is </w:t>
-      </w:r>
-      <w:proofErr w:type="spellStart"/>
-      <w:r>
-        <w:rPr>
-          <w:b/>
-          <w:bCs/>
-          <w:sz w:val="32"/>
-          <w:szCs w:val="32"/>
-        </w:rPr>
-        <w:t>BrowserContext</w:t>
-      </w:r>
-      <w:proofErr w:type="spellEnd"/>
-      <w:r>
-        <w:rPr>
-          <w:b/>
-          <w:bCs/>
-          <w:sz w:val="32"/>
-          <w:szCs w:val="32"/>
-        </w:rPr>
-        <w:t>?</w:t>
+      <w:r>
+        <w:rPr>
+          <w:sz w:val="32"/>
+          <w:szCs w:val="32"/>
+        </w:rPr>
+        <w:t>Chromium , Firefox , WebKit</w:t>
+      </w:r>
+    </w:p>
+    <w:p>
+      <w:pPr>
+        <w:rPr>
+          <w:sz w:val="32"/>
+          <w:szCs w:val="32"/>
+        </w:rPr>
+      </w:pPr>
+      <w:r>
+        <w:rPr>
+          <w:b/>
+          <w:bCs/>
+          <w:sz w:val="32"/>
+          <w:szCs w:val="32"/>
+        </w:rPr>
+        <w:t>3. What is BrowserContext?</w:t>
       </w:r>
     </w:p>
     <w:p>
@@ -5555,38 +4070,19 @@
           <w:sz w:val="32"/>
           <w:szCs w:val="32"/>
         </w:rPr>
-        <w:t xml:space="preserve">4. Difference between Browser and </w:t>
-      </w:r>
-      <w:proofErr w:type="spellStart"/>
-      <w:r>
-        <w:rPr>
-          <w:b/>
-          <w:bCs/>
-          <w:sz w:val="32"/>
-          <w:szCs w:val="32"/>
-        </w:rPr>
-        <w:t>BrowserContext</w:t>
-      </w:r>
-      <w:proofErr w:type="spellEnd"/>
-      <w:r>
-        <w:rPr>
-          <w:b/>
-          <w:bCs/>
-          <w:sz w:val="32"/>
-          <w:szCs w:val="32"/>
-        </w:rPr>
-        <w:t>?</w:t>
-      </w:r>
-    </w:p>
-    <w:p>
-      <w:pPr>
-        <w:rPr>
-          <w:sz w:val="32"/>
-          <w:szCs w:val="32"/>
-        </w:rPr>
-      </w:pPr>
-      <w:r>
-        <w:rPr>
+        <w:t>4. Difference between Browser and BrowserContext?</w:t>
+      </w:r>
+    </w:p>
+    <w:p>
+      <w:pPr>
+        <w:rPr>
+          <w:sz w:val="32"/>
+          <w:szCs w:val="32"/>
+        </w:rPr>
+      </w:pPr>
+      <w:r>
+        <w:rPr>
+          <w:noProof/>
           <w:sz w:val="32"/>
           <w:szCs w:val="32"/>
         </w:rPr>
@@ -5647,21 +4143,12 @@
           <w:szCs w:val="32"/>
         </w:rPr>
       </w:pPr>
-      <w:proofErr w:type="spellStart"/>
-      <w:r>
-        <w:rPr>
-          <w:sz w:val="32"/>
-          <w:szCs w:val="32"/>
-        </w:rPr>
-        <w:t>BrowserContext</w:t>
-      </w:r>
-      <w:proofErr w:type="spellEnd"/>
-      <w:r>
-        <w:rPr>
-          <w:sz w:val="32"/>
-          <w:szCs w:val="32"/>
-        </w:rPr>
-        <w:t xml:space="preserve"> behaves like an Incognito session.</w:t>
+      <w:r>
+        <w:rPr>
+          <w:sz w:val="32"/>
+          <w:szCs w:val="32"/>
+        </w:rPr>
+        <w:t>BrowserContext behaves like an Incognito session.</w:t>
       </w:r>
     </w:p>
     <w:p>
@@ -5726,27 +4213,7 @@
           <w:sz w:val="32"/>
           <w:szCs w:val="32"/>
         </w:rPr>
-        <w:t xml:space="preserve">6. Difference between Locator and </w:t>
-      </w:r>
-      <w:proofErr w:type="spellStart"/>
-      <w:r>
-        <w:rPr>
-          <w:b/>
-          <w:bCs/>
-          <w:sz w:val="32"/>
-          <w:szCs w:val="32"/>
-        </w:rPr>
-        <w:t>ElementHandle</w:t>
-      </w:r>
-      <w:proofErr w:type="spellEnd"/>
-      <w:r>
-        <w:rPr>
-          <w:b/>
-          <w:bCs/>
-          <w:sz w:val="32"/>
-          <w:szCs w:val="32"/>
-        </w:rPr>
-        <w:t>?</w:t>
+        <w:t>6. Difference between Locator and ElementHandle?</w:t>
       </w:r>
     </w:p>
     <w:p>
@@ -5866,54 +4333,23 @@
           <w:sz w:val="32"/>
           <w:szCs w:val="32"/>
         </w:rPr>
-        <w:t xml:space="preserve">9. How to handle </w:t>
-      </w:r>
-      <w:proofErr w:type="gramStart"/>
-      <w:r>
-        <w:rPr>
-          <w:b/>
-          <w:bCs/>
-          <w:sz w:val="32"/>
-          <w:szCs w:val="32"/>
-        </w:rPr>
-        <w:t>alerts?</w:t>
-      </w:r>
-      <w:r>
-        <w:rPr>
-          <w:b/>
-          <w:bCs/>
-          <w:sz w:val="32"/>
-          <w:szCs w:val="32"/>
-        </w:rPr>
-        <w:t>-</w:t>
-      </w:r>
-      <w:proofErr w:type="gramEnd"/>
-      <w:r>
-        <w:rPr>
-          <w:b/>
-          <w:bCs/>
-          <w:sz w:val="32"/>
-          <w:szCs w:val="32"/>
-        </w:rPr>
-        <w:t xml:space="preserve"> </w:t>
-      </w:r>
-      <w:proofErr w:type="spellStart"/>
-      <w:proofErr w:type="gramStart"/>
-      <w:r>
-        <w:rPr>
-          <w:sz w:val="32"/>
-          <w:szCs w:val="32"/>
-        </w:rPr>
-        <w:t>page.onDialog</w:t>
-      </w:r>
-      <w:proofErr w:type="spellEnd"/>
-      <w:proofErr w:type="gramEnd"/>
-      <w:r>
-        <w:rPr>
-          <w:sz w:val="32"/>
-          <w:szCs w:val="32"/>
-        </w:rPr>
-        <w:t>() </w:t>
+        <w:t>9. How to handle alerts?</w:t>
+      </w:r>
+      <w:r>
+        <w:rPr>
+          <w:b/>
+          <w:bCs/>
+          <w:sz w:val="32"/>
+          <w:szCs w:val="32"/>
+        </w:rPr>
+        <w:t xml:space="preserve">- </w:t>
+      </w:r>
+      <w:r>
+        <w:rPr>
+          <w:sz w:val="32"/>
+          <w:szCs w:val="32"/>
+        </w:rPr>
+        <w:t>page.onDialog() </w:t>
       </w:r>
     </w:p>
     <w:p>
@@ -5941,30 +4377,12 @@
         </w:rPr>
         <w:t xml:space="preserve"> - </w:t>
       </w:r>
-      <w:proofErr w:type="spellStart"/>
-      <w:proofErr w:type="gramStart"/>
-      <w:r>
-        <w:rPr>
-          <w:sz w:val="32"/>
-          <w:szCs w:val="32"/>
-        </w:rPr>
-        <w:t>setInputFiles</w:t>
-      </w:r>
-      <w:proofErr w:type="spellEnd"/>
-      <w:r>
-        <w:rPr>
-          <w:sz w:val="32"/>
-          <w:szCs w:val="32"/>
-        </w:rPr>
-        <w:t>(</w:t>
-      </w:r>
-      <w:proofErr w:type="gramEnd"/>
-      <w:r>
-        <w:rPr>
-          <w:sz w:val="32"/>
-          <w:szCs w:val="32"/>
-        </w:rPr>
-        <w:t>)</w:t>
+      <w:r>
+        <w:rPr>
+          <w:sz w:val="32"/>
+          <w:szCs w:val="32"/>
+        </w:rPr>
+        <w:t>setInputFiles()</w:t>
       </w:r>
     </w:p>
     <w:p>
@@ -5999,23 +4417,12 @@
         </w:rPr>
         <w:t xml:space="preserve"> - </w:t>
       </w:r>
-      <w:proofErr w:type="spellStart"/>
-      <w:proofErr w:type="gramStart"/>
-      <w:r>
-        <w:rPr>
-          <w:sz w:val="32"/>
-          <w:szCs w:val="32"/>
-        </w:rPr>
-        <w:t>page.screenshot</w:t>
-      </w:r>
-      <w:proofErr w:type="spellEnd"/>
-      <w:proofErr w:type="gramEnd"/>
-      <w:r>
-        <w:rPr>
-          <w:sz w:val="32"/>
-          <w:szCs w:val="32"/>
-        </w:rPr>
-        <w:t>()</w:t>
+      <w:r>
+        <w:rPr>
+          <w:sz w:val="32"/>
+          <w:szCs w:val="32"/>
+        </w:rPr>
+        <w:t>page.screenshot()</w:t>
       </w:r>
     </w:p>
     <w:p>
@@ -6050,23 +4457,12 @@
         </w:rPr>
         <w:t xml:space="preserve"> - </w:t>
       </w:r>
-      <w:proofErr w:type="spellStart"/>
-      <w:proofErr w:type="gramStart"/>
-      <w:r>
-        <w:rPr>
-          <w:sz w:val="32"/>
-          <w:szCs w:val="32"/>
-        </w:rPr>
-        <w:t>page.frame</w:t>
-      </w:r>
-      <w:proofErr w:type="spellEnd"/>
-      <w:proofErr w:type="gramEnd"/>
-      <w:r>
-        <w:rPr>
-          <w:sz w:val="32"/>
-          <w:szCs w:val="32"/>
-        </w:rPr>
-        <w:t>()</w:t>
+      <w:r>
+        <w:rPr>
+          <w:sz w:val="32"/>
+          <w:szCs w:val="32"/>
+        </w:rPr>
+        <w:t>page.frame()</w:t>
       </w:r>
     </w:p>
     <w:p>
@@ -6101,23 +4497,12 @@
         </w:rPr>
         <w:t xml:space="preserve"> - </w:t>
       </w:r>
-      <w:proofErr w:type="spellStart"/>
-      <w:proofErr w:type="gramStart"/>
-      <w:r>
-        <w:rPr>
-          <w:sz w:val="32"/>
-          <w:szCs w:val="32"/>
-        </w:rPr>
-        <w:t>context.newPage</w:t>
-      </w:r>
-      <w:proofErr w:type="spellEnd"/>
-      <w:proofErr w:type="gramEnd"/>
-      <w:r>
-        <w:rPr>
-          <w:sz w:val="32"/>
-          <w:szCs w:val="32"/>
-        </w:rPr>
-        <w:t>()</w:t>
+      <w:r>
+        <w:rPr>
+          <w:sz w:val="32"/>
+          <w:szCs w:val="32"/>
+        </w:rPr>
+        <w:t>context.newPage()</w:t>
       </w:r>
     </w:p>
     <w:p>
@@ -6175,62 +4560,12 @@
           <w:szCs w:val="32"/>
         </w:rPr>
       </w:pPr>
-      <w:proofErr w:type="gramStart"/>
-      <w:r>
-        <w:rPr>
-          <w:sz w:val="32"/>
-          <w:szCs w:val="32"/>
-        </w:rPr>
-        <w:t>launch(</w:t>
-      </w:r>
-      <w:proofErr w:type="gramEnd"/>
-      <w:r>
-        <w:rPr>
-          <w:sz w:val="32"/>
-          <w:szCs w:val="32"/>
-        </w:rPr>
-        <w:t xml:space="preserve">new </w:t>
-      </w:r>
-      <w:proofErr w:type="spellStart"/>
-      <w:r>
-        <w:rPr>
-          <w:sz w:val="32"/>
-          <w:szCs w:val="32"/>
-        </w:rPr>
-        <w:t>BrowserType.LaunchOptions</w:t>
-      </w:r>
-      <w:proofErr w:type="spellEnd"/>
-      <w:r>
-        <w:rPr>
-          <w:sz w:val="32"/>
-          <w:szCs w:val="32"/>
-        </w:rPr>
-        <w:t>(</w:t>
-      </w:r>
-      <w:proofErr w:type="gramStart"/>
-      <w:r>
-        <w:rPr>
-          <w:sz w:val="32"/>
-          <w:szCs w:val="32"/>
-        </w:rPr>
-        <w:t>).</w:t>
-      </w:r>
-      <w:proofErr w:type="spellStart"/>
-      <w:r>
-        <w:rPr>
-          <w:sz w:val="32"/>
-          <w:szCs w:val="32"/>
-        </w:rPr>
-        <w:t>setHeadless</w:t>
-      </w:r>
-      <w:proofErr w:type="spellEnd"/>
-      <w:proofErr w:type="gramEnd"/>
-      <w:r>
-        <w:rPr>
-          <w:sz w:val="32"/>
-          <w:szCs w:val="32"/>
-        </w:rPr>
-        <w:t>(true));</w:t>
+      <w:r>
+        <w:rPr>
+          <w:sz w:val="32"/>
+          <w:szCs w:val="32"/>
+        </w:rPr>
+        <w:t>launch(new BrowserType.LaunchOptions().setHeadless(true));</w:t>
       </w:r>
     </w:p>
     <w:p>
@@ -6460,7 +4795,6 @@
         </w:rPr>
         <w:t xml:space="preserve"> </w:t>
       </w:r>
-      <w:proofErr w:type="gramStart"/>
       <w:r>
         <w:rPr>
           <w:sz w:val="32"/>
@@ -6473,144 +4807,56 @@
           <w:sz w:val="32"/>
           <w:szCs w:val="32"/>
         </w:rPr>
-        <w:t xml:space="preserve"> ,</w:t>
-      </w:r>
-      <w:proofErr w:type="gramEnd"/>
-      <w:r>
-        <w:rPr>
-          <w:sz w:val="32"/>
-          <w:szCs w:val="32"/>
-        </w:rPr>
-        <w:t xml:space="preserve"> </w:t>
-      </w:r>
-      <w:proofErr w:type="gramStart"/>
-      <w:r>
-        <w:rPr>
-          <w:sz w:val="32"/>
-          <w:szCs w:val="32"/>
-        </w:rPr>
-        <w:t>2.</w:t>
-      </w:r>
-      <w:r>
-        <w:rPr>
-          <w:sz w:val="32"/>
-          <w:szCs w:val="32"/>
-        </w:rPr>
-        <w:t>Auto</w:t>
-      </w:r>
-      <w:proofErr w:type="gramEnd"/>
-      <w:r>
-        <w:rPr>
-          <w:sz w:val="32"/>
-          <w:szCs w:val="32"/>
-        </w:rPr>
-        <w:t xml:space="preserve"> Wait</w:t>
-      </w:r>
-      <w:r>
-        <w:rPr>
-          <w:sz w:val="32"/>
-          <w:szCs w:val="32"/>
-        </w:rPr>
-        <w:t xml:space="preserve"> ,</w:t>
-      </w:r>
-      <w:proofErr w:type="gramStart"/>
-      <w:r>
-        <w:rPr>
-          <w:sz w:val="32"/>
-          <w:szCs w:val="32"/>
-        </w:rPr>
-        <w:t>3.</w:t>
-      </w:r>
-      <w:r>
-        <w:rPr>
-          <w:sz w:val="32"/>
-          <w:szCs w:val="32"/>
-        </w:rPr>
-        <w:t>Built</w:t>
-      </w:r>
-      <w:proofErr w:type="gramEnd"/>
-      <w:r>
-        <w:rPr>
-          <w:sz w:val="32"/>
-          <w:szCs w:val="32"/>
-        </w:rPr>
-        <w:t xml:space="preserve">-in </w:t>
-      </w:r>
-      <w:proofErr w:type="gramStart"/>
-      <w:r>
-        <w:rPr>
-          <w:sz w:val="32"/>
-          <w:szCs w:val="32"/>
-        </w:rPr>
-        <w:t>Assertions</w:t>
-      </w:r>
-      <w:r>
-        <w:rPr>
-          <w:sz w:val="32"/>
-          <w:szCs w:val="32"/>
-        </w:rPr>
-        <w:t xml:space="preserve"> ,</w:t>
-      </w:r>
-      <w:proofErr w:type="gramEnd"/>
-      <w:r>
-        <w:rPr>
-          <w:sz w:val="32"/>
-          <w:szCs w:val="32"/>
-        </w:rPr>
-        <w:t xml:space="preserve"> </w:t>
-      </w:r>
-      <w:proofErr w:type="gramStart"/>
-      <w:r>
-        <w:rPr>
-          <w:sz w:val="32"/>
-          <w:szCs w:val="32"/>
-        </w:rPr>
-        <w:t>4.</w:t>
-      </w:r>
-      <w:r>
-        <w:rPr>
-          <w:sz w:val="32"/>
-          <w:szCs w:val="32"/>
-        </w:rPr>
-        <w:t>Multiple</w:t>
-      </w:r>
-      <w:proofErr w:type="gramEnd"/>
-      <w:r>
-        <w:rPr>
-          <w:sz w:val="32"/>
-          <w:szCs w:val="32"/>
-        </w:rPr>
-        <w:t xml:space="preserve"> Browser Support</w:t>
-      </w:r>
-      <w:r>
-        <w:rPr>
-          <w:sz w:val="32"/>
-          <w:szCs w:val="32"/>
-        </w:rPr>
-        <w:t xml:space="preserve"> </w:t>
-      </w:r>
-      <w:proofErr w:type="gramStart"/>
-      <w:r>
-        <w:rPr>
-          <w:sz w:val="32"/>
-          <w:szCs w:val="32"/>
-        </w:rPr>
-        <w:t>5.</w:t>
-      </w:r>
-      <w:r>
-        <w:rPr>
-          <w:sz w:val="32"/>
-          <w:szCs w:val="32"/>
-        </w:rPr>
-        <w:t>Better</w:t>
-      </w:r>
-      <w:proofErr w:type="gramEnd"/>
-      <w:r>
-        <w:rPr>
-          <w:sz w:val="32"/>
-          <w:szCs w:val="32"/>
-        </w:rPr>
-        <w:t xml:space="preserve"> Stability</w:t>
+        <w:t xml:space="preserve"> , 2.</w:t>
+      </w:r>
+      <w:r>
+        <w:rPr>
+          <w:sz w:val="32"/>
+          <w:szCs w:val="32"/>
+        </w:rPr>
+        <w:t>Auto Wait</w:t>
+      </w:r>
+      <w:r>
+        <w:rPr>
+          <w:sz w:val="32"/>
+          <w:szCs w:val="32"/>
+        </w:rPr>
+        <w:t xml:space="preserve"> ,3.</w:t>
+      </w:r>
+      <w:r>
+        <w:rPr>
+          <w:sz w:val="32"/>
+          <w:szCs w:val="32"/>
+        </w:rPr>
+        <w:t>Built-in Assertions</w:t>
+      </w:r>
+      <w:r>
+        <w:rPr>
+          <w:sz w:val="32"/>
+          <w:szCs w:val="32"/>
+        </w:rPr>
+        <w:t xml:space="preserve"> , 4.</w:t>
+      </w:r>
+      <w:r>
+        <w:rPr>
+          <w:sz w:val="32"/>
+          <w:szCs w:val="32"/>
+        </w:rPr>
+        <w:t>Multiple Browser Support</w:t>
+      </w:r>
+      <w:r>
+        <w:rPr>
+          <w:sz w:val="32"/>
+          <w:szCs w:val="32"/>
+        </w:rPr>
+        <w:t xml:space="preserve"> 5.</w:t>
+      </w:r>
+      <w:r>
+        <w:rPr>
+          <w:sz w:val="32"/>
+          <w:szCs w:val="32"/>
+        </w:rPr>
+        <w:t>Better Stability</w:t>
       </w:r>
     </w:p>
     <w:p>
@@ -6637,6 +4883,7 @@
       </w:pPr>
       <w:r>
         <w:rPr>
+          <w:noProof/>
           <w:sz w:val="32"/>
           <w:szCs w:val="32"/>
         </w:rPr>
@@ -6715,6 +4962,7 @@
       </w:pPr>
       <w:r>
         <w:rPr>
+          <w:noProof/>
           <w:sz w:val="32"/>
           <w:szCs w:val="32"/>
         </w:rPr>
@@ -6809,6 +5057,7 @@
       </w:pPr>
       <w:r>
         <w:rPr>
+          <w:noProof/>
           <w:sz w:val="32"/>
           <w:szCs w:val="32"/>
         </w:rPr>
@@ -6884,59 +5133,19 @@
           <w:sz w:val="32"/>
           <w:szCs w:val="32"/>
         </w:rPr>
-        <w:t xml:space="preserve">Page </w:t>
-      </w:r>
-      <w:proofErr w:type="spellStart"/>
-      <w:r>
-        <w:rPr>
-          <w:sz w:val="32"/>
-          <w:szCs w:val="32"/>
-        </w:rPr>
-        <w:t>page</w:t>
-      </w:r>
-      <w:proofErr w:type="spellEnd"/>
-      <w:r>
-        <w:rPr>
-          <w:sz w:val="32"/>
-          <w:szCs w:val="32"/>
-        </w:rPr>
-        <w:t xml:space="preserve"> = </w:t>
-      </w:r>
-      <w:proofErr w:type="spellStart"/>
-      <w:proofErr w:type="gramStart"/>
-      <w:r>
-        <w:rPr>
-          <w:sz w:val="32"/>
-          <w:szCs w:val="32"/>
-        </w:rPr>
-        <w:t>launchBrowser</w:t>
-      </w:r>
-      <w:proofErr w:type="spellEnd"/>
-      <w:r>
-        <w:rPr>
-          <w:sz w:val="32"/>
-          <w:szCs w:val="32"/>
-        </w:rPr>
-        <w:t>(</w:t>
-      </w:r>
-      <w:proofErr w:type="gramEnd"/>
-      <w:r>
-        <w:rPr>
-          <w:sz w:val="32"/>
-          <w:szCs w:val="32"/>
-        </w:rPr>
-        <w:t>);</w:t>
-      </w:r>
-    </w:p>
-    <w:p>
-      <w:pPr>
-        <w:rPr>
-          <w:sz w:val="32"/>
-          <w:szCs w:val="32"/>
-        </w:rPr>
-      </w:pPr>
-      <w:r>
-        <w:rPr>
+        <w:t>Page page = launchBrowser();</w:t>
+      </w:r>
+    </w:p>
+    <w:p>
+      <w:pPr>
+        <w:rPr>
+          <w:sz w:val="32"/>
+          <w:szCs w:val="32"/>
+        </w:rPr>
+      </w:pPr>
+      <w:r>
+        <w:rPr>
+          <w:noProof/>
           <w:sz w:val="32"/>
           <w:szCs w:val="32"/>
         </w:rPr>
@@ -7016,6 +5225,7 @@
       </w:pPr>
       <w:r>
         <w:rPr>
+          <w:noProof/>
           <w:sz w:val="32"/>
           <w:szCs w:val="32"/>
         </w:rPr>
@@ -7096,6 +5306,7 @@
       </w:pPr>
       <w:r>
         <w:rPr>
+          <w:noProof/>
           <w:sz w:val="32"/>
           <w:szCs w:val="32"/>
         </w:rPr>
@@ -7190,6 +5401,7 @@
       </w:pPr>
       <w:r>
         <w:rPr>
+          <w:noProof/>
           <w:sz w:val="32"/>
           <w:szCs w:val="32"/>
         </w:rPr>
@@ -7285,6 +5497,7 @@
       </w:pPr>
       <w:r>
         <w:rPr>
+          <w:noProof/>
           <w:sz w:val="32"/>
           <w:szCs w:val="32"/>
         </w:rPr>
@@ -7379,6 +5592,7 @@
       </w:pPr>
       <w:r>
         <w:rPr>
+          <w:noProof/>
           <w:sz w:val="32"/>
           <w:szCs w:val="32"/>
         </w:rPr>
@@ -7474,6 +5688,7 @@
       </w:pPr>
       <w:r>
         <w:rPr>
+          <w:noProof/>
           <w:sz w:val="32"/>
           <w:szCs w:val="32"/>
         </w:rPr>
@@ -7569,6 +5784,7 @@
       </w:pPr>
       <w:r>
         <w:rPr>
+          <w:noProof/>
           <w:sz w:val="32"/>
           <w:szCs w:val="32"/>
         </w:rPr>
@@ -7663,6 +5879,7 @@
       </w:pPr>
       <w:r>
         <w:rPr>
+          <w:noProof/>
           <w:sz w:val="32"/>
           <w:szCs w:val="32"/>
         </w:rPr>
@@ -7757,6 +5974,7 @@
       </w:pPr>
       <w:r>
         <w:rPr>
+          <w:noProof/>
           <w:sz w:val="32"/>
           <w:szCs w:val="32"/>
         </w:rPr>
@@ -7852,6 +6070,7 @@
       </w:pPr>
       <w:r>
         <w:rPr>
+          <w:noProof/>
           <w:sz w:val="32"/>
           <w:szCs w:val="32"/>
         </w:rPr>
@@ -7946,6 +6165,7 @@
       </w:pPr>
       <w:r>
         <w:rPr>
+          <w:noProof/>
           <w:sz w:val="32"/>
           <w:szCs w:val="32"/>
         </w:rPr>
@@ -8041,6 +6261,7 @@
       </w:pPr>
       <w:r>
         <w:rPr>
+          <w:noProof/>
           <w:sz w:val="32"/>
           <w:szCs w:val="32"/>
         </w:rPr>
@@ -8136,6 +6357,7 @@
       </w:pPr>
       <w:r>
         <w:rPr>
+          <w:noProof/>
           <w:sz w:val="32"/>
           <w:szCs w:val="32"/>
         </w:rPr>
@@ -8230,6 +6452,7 @@
       </w:pPr>
       <w:r>
         <w:rPr>
+          <w:noProof/>
           <w:sz w:val="32"/>
           <w:szCs w:val="32"/>
         </w:rPr>
@@ -8324,6 +6547,7 @@
       </w:pPr>
       <w:r>
         <w:rPr>
+          <w:noProof/>
           <w:sz w:val="32"/>
           <w:szCs w:val="32"/>
         </w:rPr>
@@ -8419,6 +6643,7 @@
       </w:pPr>
       <w:r>
         <w:rPr>
+          <w:noProof/>
           <w:sz w:val="32"/>
           <w:szCs w:val="32"/>
         </w:rPr>
@@ -8481,6 +6706,7 @@
       </w:pPr>
       <w:r>
         <w:rPr>
+          <w:noProof/>
           <w:sz w:val="32"/>
           <w:szCs w:val="32"/>
         </w:rPr>
@@ -8560,6 +6786,7 @@
       </w:pPr>
       <w:r>
         <w:rPr>
+          <w:noProof/>
           <w:sz w:val="32"/>
           <w:szCs w:val="32"/>
         </w:rPr>
@@ -8640,6 +6867,7 @@
       </w:pPr>
       <w:r>
         <w:rPr>
+          <w:noProof/>
           <w:sz w:val="32"/>
           <w:szCs w:val="32"/>
         </w:rPr>
@@ -8717,6 +6945,7 @@
       </w:pPr>
       <w:r>
         <w:rPr>
+          <w:noProof/>
           <w:sz w:val="32"/>
           <w:szCs w:val="32"/>
         </w:rPr>
@@ -8797,6 +7026,7 @@
       </w:pPr>
       <w:r>
         <w:rPr>
+          <w:noProof/>
           <w:sz w:val="32"/>
           <w:szCs w:val="32"/>
         </w:rPr>
@@ -8874,6 +7104,7 @@
       </w:pPr>
       <w:r>
         <w:rPr>
+          <w:noProof/>
           <w:sz w:val="32"/>
           <w:szCs w:val="32"/>
         </w:rPr>
@@ -8952,6 +7183,7 @@
       </w:pPr>
       <w:r>
         <w:rPr>
+          <w:noProof/>
           <w:sz w:val="32"/>
           <w:szCs w:val="32"/>
         </w:rPr>
@@ -9029,6 +7261,7 @@
       </w:pPr>
       <w:r>
         <w:rPr>
+          <w:noProof/>
           <w:sz w:val="32"/>
           <w:szCs w:val="32"/>
         </w:rPr>
@@ -9107,6 +7340,7 @@
       </w:pPr>
       <w:r>
         <w:rPr>
+          <w:noProof/>
           <w:sz w:val="32"/>
           <w:szCs w:val="32"/>
         </w:rPr>
@@ -9184,6 +7418,7 @@
       </w:pPr>
       <w:r>
         <w:rPr>
+          <w:noProof/>
           <w:sz w:val="32"/>
           <w:szCs w:val="32"/>
         </w:rPr>
@@ -9261,6 +7496,7 @@
       </w:pPr>
       <w:r>
         <w:rPr>
+          <w:noProof/>
           <w:sz w:val="32"/>
           <w:szCs w:val="32"/>
         </w:rPr>
@@ -9339,6 +7575,7 @@
       </w:pPr>
       <w:r>
         <w:rPr>
+          <w:noProof/>
           <w:sz w:val="32"/>
           <w:szCs w:val="32"/>
         </w:rPr>
@@ -9394,6 +7631,7 @@
       </w:r>
       <w:r>
         <w:rPr>
+          <w:noProof/>
           <w:sz w:val="32"/>
           <w:szCs w:val="32"/>
         </w:rPr>
@@ -9495,6 +7733,7 @@
       </w:pPr>
       <w:r>
         <w:rPr>
+          <w:noProof/>
           <w:sz w:val="32"/>
           <w:szCs w:val="32"/>
         </w:rPr>
@@ -9557,6 +7796,7 @@
       </w:r>
       <w:r>
         <w:rPr>
+          <w:noProof/>
           <w:sz w:val="32"/>
           <w:szCs w:val="32"/>
         </w:rPr>
@@ -9657,6 +7897,7 @@
       </w:pPr>
       <w:r>
         <w:rPr>
+          <w:noProof/>
           <w:sz w:val="32"/>
           <w:szCs w:val="32"/>
         </w:rPr>
@@ -9719,6 +7960,7 @@
       </w:r>
       <w:r>
         <w:rPr>
+          <w:noProof/>
           <w:sz w:val="32"/>
           <w:szCs w:val="32"/>
         </w:rPr>
@@ -9819,6 +8061,7 @@
       </w:pPr>
       <w:r>
         <w:rPr>
+          <w:noProof/>
           <w:sz w:val="32"/>
           <w:szCs w:val="32"/>
         </w:rPr>
@@ -9881,6 +8124,7 @@
       </w:r>
       <w:r>
         <w:rPr>
+          <w:noProof/>
           <w:sz w:val="32"/>
           <w:szCs w:val="32"/>
         </w:rPr>
@@ -9981,6 +8225,7 @@
       </w:pPr>
       <w:r>
         <w:rPr>
+          <w:noProof/>
           <w:sz w:val="32"/>
           <w:szCs w:val="32"/>
         </w:rPr>
@@ -10036,6 +8281,7 @@
       </w:r>
       <w:r>
         <w:rPr>
+          <w:noProof/>
           <w:sz w:val="32"/>
           <w:szCs w:val="32"/>
         </w:rPr>
@@ -10136,6 +8382,7 @@
       </w:pPr>
       <w:r>
         <w:rPr>
+          <w:noProof/>
           <w:sz w:val="32"/>
           <w:szCs w:val="32"/>
         </w:rPr>
@@ -10191,6 +8438,7 @@
       </w:r>
       <w:r>
         <w:rPr>
+          <w:noProof/>
           <w:sz w:val="32"/>
           <w:szCs w:val="32"/>
         </w:rPr>
@@ -10291,6 +8539,7 @@
       </w:pPr>
       <w:r>
         <w:rPr>
+          <w:noProof/>
           <w:sz w:val="32"/>
           <w:szCs w:val="32"/>
         </w:rPr>
@@ -10369,6 +8618,7 @@
       </w:pPr>
       <w:r>
         <w:rPr>
+          <w:noProof/>
           <w:sz w:val="32"/>
           <w:szCs w:val="32"/>
         </w:rPr>
@@ -10447,6 +8697,7 @@
       </w:pPr>
       <w:r>
         <w:rPr>
+          <w:noProof/>
           <w:sz w:val="32"/>
           <w:szCs w:val="32"/>
         </w:rPr>
@@ -10524,6 +8775,7 @@
       </w:pPr>
       <w:r>
         <w:rPr>
+          <w:noProof/>
           <w:sz w:val="32"/>
           <w:szCs w:val="32"/>
         </w:rPr>
@@ -10602,6 +8854,7 @@
       </w:pPr>
       <w:r>
         <w:rPr>
+          <w:noProof/>
           <w:sz w:val="32"/>
           <w:szCs w:val="32"/>
         </w:rPr>
@@ -10657,6 +8910,7 @@
       </w:r>
       <w:r>
         <w:rPr>
+          <w:noProof/>
           <w:sz w:val="32"/>
           <w:szCs w:val="32"/>
         </w:rPr>
@@ -10757,6 +9011,7 @@
       </w:pPr>
       <w:r>
         <w:rPr>
+          <w:noProof/>
           <w:sz w:val="32"/>
           <w:szCs w:val="32"/>
         </w:rPr>
@@ -10819,6 +9074,7 @@
       </w:r>
       <w:r>
         <w:rPr>
+          <w:noProof/>
           <w:sz w:val="32"/>
           <w:szCs w:val="32"/>
         </w:rPr>
@@ -10919,6 +9175,7 @@
       </w:pPr>
       <w:r>
         <w:rPr>
+          <w:noProof/>
           <w:sz w:val="32"/>
           <w:szCs w:val="32"/>
         </w:rPr>
@@ -10974,6 +9231,7 @@
       </w:r>
       <w:r>
         <w:rPr>
+          <w:noProof/>
           <w:sz w:val="32"/>
           <w:szCs w:val="32"/>
         </w:rPr>
@@ -11074,6 +9332,7 @@
       </w:pPr>
       <w:r>
         <w:rPr>
+          <w:noProof/>
           <w:sz w:val="32"/>
           <w:szCs w:val="32"/>
         </w:rPr>
@@ -11152,6 +9411,7 @@
       </w:pPr>
       <w:r>
         <w:rPr>
+          <w:noProof/>
           <w:sz w:val="32"/>
           <w:szCs w:val="32"/>
         </w:rPr>
@@ -11230,6 +9490,7 @@
       </w:pPr>
       <w:r>
         <w:rPr>
+          <w:noProof/>
           <w:sz w:val="32"/>
           <w:szCs w:val="32"/>
         </w:rPr>
@@ -11308,6 +9569,7 @@
       </w:pPr>
       <w:r>
         <w:rPr>
+          <w:noProof/>
           <w:sz w:val="32"/>
           <w:szCs w:val="32"/>
         </w:rPr>
@@ -11385,6 +9647,7 @@
       </w:pPr>
       <w:r>
         <w:rPr>
+          <w:noProof/>
           <w:sz w:val="32"/>
           <w:szCs w:val="32"/>
         </w:rPr>
@@ -11463,6 +9726,7 @@
       </w:pPr>
       <w:r>
         <w:rPr>
+          <w:noProof/>
           <w:sz w:val="32"/>
           <w:szCs w:val="32"/>
         </w:rPr>
@@ -11541,6 +9805,7 @@
       </w:pPr>
       <w:r>
         <w:rPr>
+          <w:noProof/>
           <w:sz w:val="32"/>
           <w:szCs w:val="32"/>
         </w:rPr>
@@ -11619,6 +9884,7 @@
       </w:pPr>
       <w:r>
         <w:rPr>
+          <w:noProof/>
           <w:sz w:val="32"/>
           <w:szCs w:val="32"/>
         </w:rPr>
@@ -11696,6 +9962,7 @@
       </w:pPr>
       <w:r>
         <w:rPr>
+          <w:noProof/>
           <w:sz w:val="32"/>
           <w:szCs w:val="32"/>
         </w:rPr>
@@ -11774,6 +10041,7 @@
       </w:pPr>
       <w:r>
         <w:rPr>
+          <w:noProof/>
           <w:sz w:val="32"/>
           <w:szCs w:val="32"/>
         </w:rPr>
@@ -11846,6 +10114,179 @@
     <w:p>
       <w:pPr>
         <w:rPr>
+          <w:b/>
+          <w:bCs/>
+          <w:sz w:val="40"/>
+          <w:szCs w:val="40"/>
+        </w:rPr>
+      </w:pPr>
+      <w:r>
+        <w:rPr>
+          <w:b/>
+          <w:bCs/>
+          <w:sz w:val="40"/>
+          <w:szCs w:val="40"/>
+        </w:rPr>
+        <w:t>1.</w:t>
+      </w:r>
+      <w:r>
+        <w:rPr>
+          <w:b/>
+          <w:bCs/>
+          <w:sz w:val="40"/>
+          <w:szCs w:val="40"/>
+        </w:rPr>
+        <w:t>Full Page Screenshot</w:t>
+      </w:r>
+    </w:p>
+    <w:p>
+      <w:pPr>
+        <w:rPr>
+          <w:b/>
+          <w:bCs/>
+          <w:sz w:val="40"/>
+          <w:szCs w:val="40"/>
+        </w:rPr>
+      </w:pPr>
+      <w:r>
+        <w:rPr>
+          <w:b/>
+          <w:bCs/>
+          <w:sz w:val="40"/>
+          <w:szCs w:val="40"/>
+        </w:rPr>
+        <w:drawing>
+          <wp:inline distT="0" distB="0" distL="0" distR="0" wp14:anchorId="23C3E156" wp14:editId="2CA869F9">
+            <wp:extent cx="4829849" cy="1047896"/>
+            <wp:effectExtent l="0" t="0" r="8890" b="0"/>
+            <wp:docPr id="1457268793" name="Picture 1"/>
+            <wp:cNvGraphicFramePr>
+              <a:graphicFrameLocks xmlns:a="http://schemas.openxmlformats.org/drawingml/2006/main" noChangeAspect="1"/>
+            </wp:cNvGraphicFramePr>
+            <a:graphic xmlns:a="http://schemas.openxmlformats.org/drawingml/2006/main">
+              <a:graphicData uri="http://schemas.openxmlformats.org/drawingml/2006/picture">
+                <pic:pic xmlns:pic="http://schemas.openxmlformats.org/drawingml/2006/picture">
+                  <pic:nvPicPr>
+                    <pic:cNvPr id="1457268793" name=""/>
+                    <pic:cNvPicPr/>
+                  </pic:nvPicPr>
+                  <pic:blipFill>
+                    <a:blip r:embed="rId88"/>
+                    <a:stretch>
+                      <a:fillRect/>
+                    </a:stretch>
+                  </pic:blipFill>
+                  <pic:spPr>
+                    <a:xfrm>
+                      <a:off x="0" y="0"/>
+                      <a:ext cx="4829849" cy="1047896"/>
+                    </a:xfrm>
+                    <a:prstGeom prst="rect">
+                      <a:avLst/>
+                    </a:prstGeom>
+                  </pic:spPr>
+                </pic:pic>
+              </a:graphicData>
+            </a:graphic>
+          </wp:inline>
+        </w:drawing>
+      </w:r>
+    </w:p>
+    <w:p>
+      <w:pPr>
+        <w:rPr>
+          <w:b/>
+          <w:bCs/>
+          <w:sz w:val="40"/>
+          <w:szCs w:val="40"/>
+        </w:rPr>
+      </w:pPr>
+      <w:r>
+        <w:rPr>
+          <w:b/>
+          <w:bCs/>
+          <w:sz w:val="40"/>
+          <w:szCs w:val="40"/>
+        </w:rPr>
+        <w:t>2.</w:t>
+      </w:r>
+      <w:r>
+        <w:rPr>
+          <w:rFonts w:ascii="Segoe UI" w:eastAsia="Times New Roman" w:hAnsi="Segoe UI" w:cs="Segoe UI"/>
+          <w:kern w:val="0"/>
+          <w:sz w:val="21"/>
+          <w:szCs w:val="21"/>
+          <w:lang w:eastAsia="en-IN"/>
+          <w14:ligatures w14:val="none"/>
+        </w:rPr>
+        <w:t xml:space="preserve"> </w:t>
+      </w:r>
+      <w:r>
+        <w:rPr>
+          <w:b/>
+          <w:bCs/>
+          <w:sz w:val="40"/>
+          <w:szCs w:val="40"/>
+        </w:rPr>
+        <w:t>Element Screenshot</w:t>
+      </w:r>
+    </w:p>
+    <w:p>
+      <w:pPr>
+        <w:rPr>
+          <w:b/>
+          <w:bCs/>
+          <w:sz w:val="40"/>
+          <w:szCs w:val="40"/>
+        </w:rPr>
+      </w:pPr>
+      <w:r>
+        <w:rPr>
+          <w:b/>
+          <w:bCs/>
+          <w:sz w:val="40"/>
+          <w:szCs w:val="40"/>
+        </w:rPr>
+        <w:drawing>
+          <wp:inline distT="0" distB="0" distL="0" distR="0" wp14:anchorId="146E3399" wp14:editId="62BE3CBC">
+            <wp:extent cx="5534797" cy="1019317"/>
+            <wp:effectExtent l="0" t="0" r="8890" b="9525"/>
+            <wp:docPr id="396125250" name="Picture 1"/>
+            <wp:cNvGraphicFramePr>
+              <a:graphicFrameLocks xmlns:a="http://schemas.openxmlformats.org/drawingml/2006/main" noChangeAspect="1"/>
+            </wp:cNvGraphicFramePr>
+            <a:graphic xmlns:a="http://schemas.openxmlformats.org/drawingml/2006/main">
+              <a:graphicData uri="http://schemas.openxmlformats.org/drawingml/2006/picture">
+                <pic:pic xmlns:pic="http://schemas.openxmlformats.org/drawingml/2006/picture">
+                  <pic:nvPicPr>
+                    <pic:cNvPr id="396125250" name=""/>
+                    <pic:cNvPicPr/>
+                  </pic:nvPicPr>
+                  <pic:blipFill>
+                    <a:blip r:embed="rId89"/>
+                    <a:stretch>
+                      <a:fillRect/>
+                    </a:stretch>
+                  </pic:blipFill>
+                  <pic:spPr>
+                    <a:xfrm>
+                      <a:off x="0" y="0"/>
+                      <a:ext cx="5534797" cy="1019317"/>
+                    </a:xfrm>
+                    <a:prstGeom prst="rect">
+                      <a:avLst/>
+                    </a:prstGeom>
+                  </pic:spPr>
+                </pic:pic>
+              </a:graphicData>
+            </a:graphic>
+          </wp:inline>
+        </w:drawing>
+      </w:r>
+    </w:p>
+    <w:p>
+      <w:pPr>
+        <w:rPr>
           <w:sz w:val="32"/>
           <w:szCs w:val="32"/>
         </w:rPr>
@@ -11958,7 +10399,7 @@
 </file>
 
 <file path=word/numbering.xml><?xml version="1.0" encoding="utf-8"?>
-<w:numbering xmlns:wpc="http://schemas.microsoft.com/office/word/2010/wordprocessingCanvas" xmlns:cx="http://schemas.microsoft.com/office/drawing/2014/chartex" xmlns:cx1="http://schemas.microsoft.com/office/drawing/2015/9/8/chartex" xmlns:cx2="http://schemas.microsoft.com/office/drawing/2015/10/21/chartex" xmlns:cx3="http://schemas.microsoft.com/office/drawing/2016/5/9/chartex" xmlns:cx4="http://schemas.microsoft.com/office/drawing/2016/5/10/chartex" xmlns:cx5="http://schemas.microsoft.com/office/drawing/2016/5/11/chartex" xmlns:cx6="http://schemas.microsoft.com/office/drawing/2016/5/12/chartex" xmlns:cx7="http://schemas.microsoft.com/office/drawing/2016/5/13/chartex" xmlns:cx8="http://schemas.microsoft.com/office/drawing/2016/5/14/chartex" xmlns:mc="http://schemas.openxmlformats.org/markup-compatibility/2006" xmlns:aink="http://schemas.microsoft.com/office/drawing/2016/ink" xmlns:am3d="http://schemas.microsoft.com/office/drawing/2017/model3d" xmlns:o="urn:schemas-microsoft-com:office:office" xmlns:oel="http://schemas.microsoft.com/office/2019/extlst" xmlns:r="http://schemas.openxmlformats.org/officeDocument/2006/relationships" xmlns:m="http://schemas.openxmlformats.org/officeDocument/2006/math" xmlns:v="urn:schemas-microsoft-com:vml" xmlns:wp14="http://schemas.microsoft.com/office/word/2010/wordprocessingDrawing" xmlns:wp="http://schemas.openxmlformats.org/drawingml/2006/wordprocessingDrawing" xmlns:w10="urn:schemas-microsoft-com:office:word" xmlns:w="http://schemas.openxmlformats.org/wordprocessingml/2006/main" xmlns:w14="http://schemas.microsoft.com/office/word/2010/wordml" xmlns:w15="http://schemas.microsoft.com/office/word/2012/wordml" xmlns:w16cei="http://schemas.microsoft.com/office/word/2026/wordml/cei" xmlns:w16cex="http://schemas.microsoft.com/office/word/2018/wordml/cex" xmlns:w16cid="http://schemas.microsoft.com/office/word/2016/wordml/cid" xmlns:w16="http://schemas.microsoft.com/office/word/2018/wordml" xmlns:w16du="http://schemas.microsoft.com/office/word/2023/wordml/word16du" xmlns:w16sdtdh="http://schemas.microsoft.com/office/word/2020/wordml/sdtdatahash" xmlns:w16sdtfl="http://schemas.microsoft.com/office/word/2024/wordml/sdtformatlock" xmlns:w16se="http://schemas.microsoft.com/office/word/2015/wordml/symex" xmlns:wpg="http://schemas.microsoft.com/office/word/2010/wordprocessingGroup" xmlns:wpi="http://schemas.microsoft.com/office/word/2010/wordprocessingInk" xmlns:wne="http://schemas.microsoft.com/office/word/2006/wordml" xmlns:wps="http://schemas.microsoft.com/office/word/2010/wordprocessingShape" mc:Ignorable="w14 w15 w16se w16cid w16 w16cex w16sdtdh w16sdtfl w16du wp14">
+<w:numbering xmlns:wpc="http://schemas.microsoft.com/office/word/2010/wordprocessingCanvas" xmlns:cx="http://schemas.microsoft.com/office/drawing/2014/chartex" xmlns:cx1="http://schemas.microsoft.com/office/drawing/2015/9/8/chartex" xmlns:cx2="http://schemas.microsoft.com/office/drawing/2015/10/21/chartex" xmlns:cx3="http://schemas.microsoft.com/office/drawing/2016/5/9/chartex" xmlns:cx4="http://schemas.microsoft.com/office/drawing/2016/5/10/chartex" xmlns:cx5="http://schemas.microsoft.com/office/drawing/2016/5/11/chartex" xmlns:cx6="http://schemas.microsoft.com/office/drawing/2016/5/12/chartex" xmlns:cx7="http://schemas.microsoft.com/office/drawing/2016/5/13/chartex" xmlns:cx8="http://schemas.microsoft.com/office/drawing/2016/5/14/chartex" xmlns:mc="http://schemas.openxmlformats.org/markup-compatibility/2006" xmlns:aink="http://schemas.microsoft.com/office/drawing/2016/ink" xmlns:am3d="http://schemas.microsoft.com/office/drawing/2017/model3d" xmlns:o="urn:schemas-microsoft-com:office:office" xmlns:oel="http://schemas.microsoft.com/office/2019/extlst" xmlns:r="http://schemas.openxmlformats.org/officeDocument/2006/relationships" xmlns:m="http://schemas.openxmlformats.org/officeDocument/2006/math" xmlns:v="urn:schemas-microsoft-com:vml" xmlns:wp14="http://schemas.microsoft.com/office/word/2010/wordprocessingDrawing" xmlns:wp="http://schemas.openxmlformats.org/drawingml/2006/wordprocessingDrawing" xmlns:w10="urn:schemas-microsoft-com:office:word" xmlns:w="http://schemas.openxmlformats.org/wordprocessingml/2006/main" xmlns:w14="http://schemas.microsoft.com/office/word/2010/wordml" xmlns:w15="http://schemas.microsoft.com/office/word/2012/wordml" xmlns:w16cex="http://schemas.microsoft.com/office/word/2018/wordml/cex" xmlns:w16cid="http://schemas.microsoft.com/office/word/2016/wordml/cid" xmlns:w16="http://schemas.microsoft.com/office/word/2018/wordml" xmlns:w16du="http://schemas.microsoft.com/office/word/2023/wordml/word16du" xmlns:w16sdtdh="http://schemas.microsoft.com/office/word/2020/wordml/sdtdatahash" xmlns:w16sdtfl="http://schemas.microsoft.com/office/word/2024/wordml/sdtformatlock" xmlns:w16se="http://schemas.microsoft.com/office/word/2015/wordml/symex" xmlns:wpg="http://schemas.microsoft.com/office/word/2010/wordprocessingGroup" xmlns:wpi="http://schemas.microsoft.com/office/word/2010/wordprocessingInk" xmlns:wne="http://schemas.microsoft.com/office/word/2006/wordml" xmlns:wps="http://schemas.microsoft.com/office/word/2010/wordprocessingShape" mc:Ignorable="w14 w15 w16se w16cid w16 w16cex w16sdtdh w16sdtfl w16du wp14">
   <w:abstractNum w:abstractNumId="0" w15:restartNumberingAfterBreak="0">
     <w:nsid w:val="19A33158"/>
     <w:multiLevelType w:val="multilevel"/>
@@ -11990,6 +10431,155 @@
         </w:tabs>
         <w:ind w:left="1440" w:hanging="360"/>
       </w:pPr>
+    </w:lvl>
+    <w:lvl w:ilvl="2" w:tentative="1">
+      <w:start w:val="1"/>
+      <w:numFmt w:val="bullet"/>
+      <w:lvlText w:val=""/>
+      <w:lvlJc w:val="left"/>
+      <w:pPr>
+        <w:tabs>
+          <w:tab w:val="num" w:pos="2160"/>
+        </w:tabs>
+        <w:ind w:left="2160" w:hanging="360"/>
+      </w:pPr>
+      <w:rPr>
+        <w:rFonts w:ascii="Wingdings" w:hAnsi="Wingdings" w:hint="default"/>
+        <w:sz w:val="20"/>
+      </w:rPr>
+    </w:lvl>
+    <w:lvl w:ilvl="3" w:tentative="1">
+      <w:start w:val="1"/>
+      <w:numFmt w:val="bullet"/>
+      <w:lvlText w:val=""/>
+      <w:lvlJc w:val="left"/>
+      <w:pPr>
+        <w:tabs>
+          <w:tab w:val="num" w:pos="2880"/>
+        </w:tabs>
+        <w:ind w:left="2880" w:hanging="360"/>
+      </w:pPr>
+      <w:rPr>
+        <w:rFonts w:ascii="Wingdings" w:hAnsi="Wingdings" w:hint="default"/>
+        <w:sz w:val="20"/>
+      </w:rPr>
+    </w:lvl>
+    <w:lvl w:ilvl="4" w:tentative="1">
+      <w:start w:val="1"/>
+      <w:numFmt w:val="bullet"/>
+      <w:lvlText w:val=""/>
+      <w:lvlJc w:val="left"/>
+      <w:pPr>
+        <w:tabs>
+          <w:tab w:val="num" w:pos="3600"/>
+        </w:tabs>
+        <w:ind w:left="3600" w:hanging="360"/>
+      </w:pPr>
+      <w:rPr>
+        <w:rFonts w:ascii="Wingdings" w:hAnsi="Wingdings" w:hint="default"/>
+        <w:sz w:val="20"/>
+      </w:rPr>
+    </w:lvl>
+    <w:lvl w:ilvl="5" w:tentative="1">
+      <w:start w:val="1"/>
+      <w:numFmt w:val="bullet"/>
+      <w:lvlText w:val=""/>
+      <w:lvlJc w:val="left"/>
+      <w:pPr>
+        <w:tabs>
+          <w:tab w:val="num" w:pos="4320"/>
+        </w:tabs>
+        <w:ind w:left="4320" w:hanging="360"/>
+      </w:pPr>
+      <w:rPr>
+        <w:rFonts w:ascii="Wingdings" w:hAnsi="Wingdings" w:hint="default"/>
+        <w:sz w:val="20"/>
+      </w:rPr>
+    </w:lvl>
+    <w:lvl w:ilvl="6" w:tentative="1">
+      <w:start w:val="1"/>
+      <w:numFmt w:val="bullet"/>
+      <w:lvlText w:val=""/>
+      <w:lvlJc w:val="left"/>
+      <w:pPr>
+        <w:tabs>
+          <w:tab w:val="num" w:pos="5040"/>
+        </w:tabs>
+        <w:ind w:left="5040" w:hanging="360"/>
+      </w:pPr>
+      <w:rPr>
+        <w:rFonts w:ascii="Wingdings" w:hAnsi="Wingdings" w:hint="default"/>
+        <w:sz w:val="20"/>
+      </w:rPr>
+    </w:lvl>
+    <w:lvl w:ilvl="7" w:tentative="1">
+      <w:start w:val="1"/>
+      <w:numFmt w:val="bullet"/>
+      <w:lvlText w:val=""/>
+      <w:lvlJc w:val="left"/>
+      <w:pPr>
+        <w:tabs>
+          <w:tab w:val="num" w:pos="5760"/>
+        </w:tabs>
+        <w:ind w:left="5760" w:hanging="360"/>
+      </w:pPr>
+      <w:rPr>
+        <w:rFonts w:ascii="Wingdings" w:hAnsi="Wingdings" w:hint="default"/>
+        <w:sz w:val="20"/>
+      </w:rPr>
+    </w:lvl>
+    <w:lvl w:ilvl="8" w:tentative="1">
+      <w:start w:val="1"/>
+      <w:numFmt w:val="bullet"/>
+      <w:lvlText w:val=""/>
+      <w:lvlJc w:val="left"/>
+      <w:pPr>
+        <w:tabs>
+          <w:tab w:val="num" w:pos="6480"/>
+        </w:tabs>
+        <w:ind w:left="6480" w:hanging="360"/>
+      </w:pPr>
+      <w:rPr>
+        <w:rFonts w:ascii="Wingdings" w:hAnsi="Wingdings" w:hint="default"/>
+        <w:sz w:val="20"/>
+      </w:rPr>
+    </w:lvl>
+  </w:abstractNum>
+  <w:abstractNum w:abstractNumId="1" w15:restartNumberingAfterBreak="0">
+    <w:nsid w:val="361F00B0"/>
+    <w:multiLevelType w:val="multilevel"/>
+    <w:tmpl w:val="403A6536"/>
+    <w:lvl w:ilvl="0">
+      <w:start w:val="1"/>
+      <w:numFmt w:val="bullet"/>
+      <w:lvlText w:val=""/>
+      <w:lvlJc w:val="left"/>
+      <w:pPr>
+        <w:tabs>
+          <w:tab w:val="num" w:pos="720"/>
+        </w:tabs>
+        <w:ind w:left="720" w:hanging="360"/>
+      </w:pPr>
+      <w:rPr>
+        <w:rFonts w:ascii="Symbol" w:hAnsi="Symbol" w:hint="default"/>
+        <w:sz w:val="20"/>
+      </w:rPr>
+    </w:lvl>
+    <w:lvl w:ilvl="1" w:tentative="1">
+      <w:start w:val="1"/>
+      <w:numFmt w:val="bullet"/>
+      <w:lvlText w:val="o"/>
+      <w:lvlJc w:val="left"/>
+      <w:pPr>
+        <w:tabs>
+          <w:tab w:val="num" w:pos="1440"/>
+        </w:tabs>
+        <w:ind w:left="1440" w:hanging="360"/>
+      </w:pPr>
+      <w:rPr>
+        <w:rFonts w:ascii="Courier New" w:hAnsi="Courier New" w:hint="default"/>
+        <w:sz w:val="20"/>
+      </w:rPr>
     </w:lvl>
     <w:lvl w:ilvl="2" w:tentative="1">
       <w:start w:val="1"/>
@@ -12231,6 +10821,9 @@
     <w:lvlOverride w:ilvl="1">
       <w:startOverride w:val="1"/>
     </w:lvlOverride>
+  </w:num>
+  <w:num w:numId="13" w16cid:durableId="702098162">
+    <w:abstractNumId w:val="1"/>
   </w:num>
 </w:numbering>
 </file>
